--- a/Assignment Report/Individual_Report_1_SARIMA.docx
+++ b/Assignment Report/Individual_Report_1_SARIMA.docx
@@ -7,7 +7,7 @@
         <w:pStyle w:val="Title"/>
       </w:pPr>
       <w:r>
-        <w:t xml:space="preserve">Seasonal ARIMA Forecasting of Monthly Solar Irradiance in Kuala Lumpur</w:t>
+        <w:t xml:space="preserve">Forecasting Monthly Solar Irradiance in Kuala Lumpur</w:t>
       </w:r>
     </w:p>
     <w:p>
@@ -110,14 +110,9 @@
       <w:r>
         <w:t xml:space="preserve"> </w:t>
       </w:r>
-      <w:hyperlink w:anchor="ref-nasa-power-monthly">
-        <w:r>
-          <w:rPr>
-            <w:rStyle w:val="Hyperlink"/>
-          </w:rPr>
-          <w:t xml:space="preserve">[1]</w:t>
-        </w:r>
-      </w:hyperlink>
+      <w:r>
+        <w:t xml:space="preserve">[1]</w:t>
+      </w:r>
       <w:r>
         <w:t xml:space="preserve">. SARIMA is a reasonable candidate because it can represent ordinary and annual-lag dependence after differencing. A seasonal model is written as ARIMA</w:t>
       </w:r>
@@ -273,14 +268,9 @@
       <w:r>
         <w:t xml:space="preserve"> </w:t>
       </w:r>
-      <w:hyperlink w:anchor="ref-hyndman-athanasopoulos-2021">
-        <w:r>
-          <w:rPr>
-            <w:rStyle w:val="Hyperlink"/>
-          </w:rPr>
-          <w:t xml:space="preserve">[2]</w:t>
-        </w:r>
-      </w:hyperlink>
+      <w:r>
+        <w:t xml:space="preserve">[2]</w:t>
+      </w:r>
       <w:r>
         <w:t xml:space="preserve">.</w:t>
       </w:r>
@@ -290,7 +280,7 @@
         <w:pStyle w:val="BodyText"/>
       </w:pPr>
       <w:r>
-        <w:t xml:space="preserve">The observations were to be split chronologically into a January 2001–December 2020 training period and a January 2021–December 2025 test period. Both contain complete 12-month cycles; random splitting was rejected to prevent future leakage. An exact 70:30 split breaks annual boundaries, while 72:28 sacrifices two additional training years. The need for a variance-stabilising transformation would be assessed using training data only, with the response scale preferred when diagnostics did not justify transformation and common interpretation remained important.</w:t>
+        <w:t xml:space="preserve">The observations were to be split chronologically into a January 2001–December 2020 training period and a January 2021–December 2025 test period. Both contain complete 12-month cycles; random splitting was rejected to prevent future leakage. An exact 70:30 split breaks annual boundaries, while 72:28 sacrifices two additional training years. The need for a variance-stabilising transformation would be assessed using training data only, with the response scale preferred when diagnostics did not justify transformation and direct interpretation remained important.</w:t>
       </w:r>
     </w:p>
     <w:p>
@@ -353,6 +343,45 @@
         </m:r>
       </m:oMath>
       <w:r>
+        <w:t xml:space="preserve">; zero, ordinary, seasonal, and combined differencing were the alternatives, with the smallest orders that removed supported non-stationarity preferred to avoid over-differencing.</w:t>
+      </w:r>
+      <w:r>
+        <w:t xml:space="preserve"> </w:t>
+      </w:r>
+      <w:r>
+        <w:rPr>
+          <w:rStyle w:val="VerbatimChar"/>
+        </w:rPr>
+        <w:t xml:space="preserve">seasonal=TRUE</w:t>
+      </w:r>
+      <w:r>
+        <w:t xml:space="preserve"> </w:t>
+      </w:r>
+      <w:r>
+        <w:t xml:space="preserve">and period 12 were fixed because the data are monthly and exhibit an annual cycle.</w:t>
+      </w:r>
+      <w:r>
+        <w:t xml:space="preserve"> </w:t>
+      </w:r>
+      <w:r>
+        <w:rPr>
+          <w:rStyle w:val="VerbatimChar"/>
+        </w:rPr>
+        <w:t xml:space="preserve">auto.arima()</w:t>
+      </w:r>
+      <w:r>
+        <w:t xml:space="preserve"> </w:t>
+      </w:r>
+      <w:r>
+        <w:t xml:space="preserve">would search seasonal orders by AICc</w:t>
+      </w:r>
+      <w:r>
+        <w:t xml:space="preserve"> </w:t>
+      </w:r>
+      <w:r>
+        <w:t xml:space="preserve">[3]</w:t>
+      </w:r>
+      <w:r>
         <w:t xml:space="preserve">.</w:t>
       </w:r>
       <w:r>
@@ -362,13 +391,13 @@
         <w:rPr>
           <w:rStyle w:val="VerbatimChar"/>
         </w:rPr>
-        <w:t xml:space="preserve">auto.arima()</w:t>
-      </w:r>
-      <w:r>
-        <w:t xml:space="preserve"> </w:t>
-      </w:r>
-      <w:r>
-        <w:t xml:space="preserve">would then search seasonal orders exhaustively with</w:t>
+        <w:t xml:space="preserve">stepwise=FALSE</w:t>
+      </w:r>
+      <w:r>
+        <w:t xml:space="preserve"> </w:t>
+      </w:r>
+      <w:r>
+        <w:t xml:space="preserve">and</w:t>
       </w:r>
       <w:r>
         <w:t xml:space="preserve"> </w:t>
@@ -377,10 +406,13 @@
         <w:rPr>
           <w:rStyle w:val="VerbatimChar"/>
         </w:rPr>
-        <w:t xml:space="preserve">stepwise=FALSE</w:t>
-      </w:r>
-      <w:r>
-        <w:t xml:space="preserve">,</w:t>
+        <w:t xml:space="preserve">approximation=FALSE</w:t>
+      </w:r>
+      <w:r>
+        <w:t xml:space="preserve"> </w:t>
+      </w:r>
+      <w:r>
+        <w:t xml:space="preserve">deliberately replace faster defaults with an exhaustive, exact-likelihood search because 240 observations make the additional computation manageable and reduce the risk that a shortcut determines the order.</w:t>
       </w:r>
       <w:r>
         <w:t xml:space="preserve"> </w:t>
@@ -389,36 +421,13 @@
         <w:rPr>
           <w:rStyle w:val="VerbatimChar"/>
         </w:rPr>
-        <w:t xml:space="preserve">approximation=FALSE</w:t>
-      </w:r>
-      <w:r>
-        <w:t xml:space="preserve">,</w:t>
-      </w:r>
-      <w:r>
-        <w:t xml:space="preserve"> </w:t>
-      </w:r>
-      <w:r>
-        <w:rPr>
-          <w:rStyle w:val="VerbatimChar"/>
-        </w:rPr>
         <w:t xml:space="preserve">allowdrift=TRUE</w:t>
       </w:r>
       <w:r>
-        <w:t xml:space="preserve">, and AICc selection</w:t>
-      </w:r>
-      <w:r>
-        <w:t xml:space="preserve"> </w:t>
-      </w:r>
-      <w:hyperlink w:anchor="ref-hyndman-khandakar-2008">
-        <w:r>
-          <w:rPr>
-            <w:rStyle w:val="Hyperlink"/>
-          </w:rPr>
-          <w:t xml:space="preserve">[3]</w:t>
-        </w:r>
-      </w:hyperlink>
-      <w:r>
-        <w:t xml:space="preserve">. The selected order, coefficients, uncertainty, information criterion, and mean or drift status would be reported with the results rather than predetermined in the methodology.</w:t>
+        <w:t xml:space="preserve"> </w:t>
+      </w:r>
+      <w:r>
+        <w:t xml:space="preserve">keeps drift eligible rather than forcing it; AICc may retain it only when supported after differencing. Orders and search settings are analytical choices, whereas the AR/MA coefficients are jointly estimated from the training likelihood rather than manually selected.</w:t>
       </w:r>
     </w:p>
     <w:p>
@@ -431,26 +440,21 @@
       <w:r>
         <w:t xml:space="preserve"> </w:t>
       </w:r>
-      <w:hyperlink w:anchor="ref-forecast-checkresiduals">
-        <w:r>
-          <w:rPr>
-            <w:rStyle w:val="Hyperlink"/>
-          </w:rPr>
-          <w:t xml:space="preserve">[4]</w:t>
-        </w:r>
-      </w:hyperlink>
-      <w:r>
-        <w:t xml:space="preserve">. Material residual autocorrelation would trigger a loop back to model identification. Evaluation would use RMSE primarily, MAE secondarily, with MAPE, MASE, and sMAPE as supporting measures.</w:t>
+      <w:r>
+        <w:t xml:space="preserve">[4]</w:t>
+      </w:r>
+      <w:r>
+        <w:t xml:space="preserve">. Material residual autocorrelation would trigger a loop back to model identification. Training and test performance would be reported consistently using ME, MSE, RMSE, MAE, MPE, and MAPE, together with each test-minus-training difference. RMSE would remain primary and MAE secondary; ME and MPE would be interpreted by closeness to zero and sign.</w:t>
       </w:r>
     </w:p>
     <w:bookmarkEnd w:id="22"/>
-    <w:bookmarkStart w:id="38" w:name="results-discussion-and-conclusion"/>
+    <w:bookmarkStart w:id="29" w:name="data-analysis"/>
     <w:p>
       <w:pPr>
         <w:pStyle w:val="Heading1"/>
       </w:pPr>
       <w:r>
-        <w:t xml:space="preserve">Results, Discussion, and Conclusion</w:t>
+        <w:t xml:space="preserve">Data Analysis</w:t>
       </w:r>
     </w:p>
     <w:p>
@@ -458,7 +462,162 @@
         <w:pStyle w:val="FirstParagraph"/>
       </w:pPr>
       <w:r>
-        <w:t xml:space="preserve">Training diagnostics selected ARIMA</w:t>
+        <w:rPr>
+          <w:b/>
+          <w:bCs/>
+        </w:rPr>
+        <w:t xml:space="preserve">Training evidence and model identification—</w:t>
+      </w:r>
+      <w:r>
+        <w:t xml:space="preserve">The 2001–2020 time plot and STL decomposition showed a strong recurring annual pattern, approximately stable seasonal amplitude, and comparatively modest long-term movement. Training-only diagnostics recommended no ordinary difference (</w:t>
+      </w:r>
+      <m:oMath>
+        <m:r>
+          <m:t>d</m:t>
+        </m:r>
+        <m:r>
+          <m:rPr>
+            <m:sty m:val="p"/>
+          </m:rPr>
+          <m:t>=</m:t>
+        </m:r>
+        <m:r>
+          <m:t>0</m:t>
+        </m:r>
+      </m:oMath>
+      <w:r>
+        <w:t xml:space="preserve">) and one seasonal difference (</w:t>
+      </w:r>
+      <m:oMath>
+        <m:r>
+          <m:t>D</m:t>
+        </m:r>
+        <m:r>
+          <m:rPr>
+            <m:sty m:val="p"/>
+          </m:rPr>
+          <m:t>=</m:t>
+        </m:r>
+        <m:r>
+          <m:t>1</m:t>
+        </m:r>
+      </m:oMath>
+      <w:r>
+        <w:t xml:space="preserve">):</w:t>
+      </w:r>
+      <w:r>
+        <w:t xml:space="preserve"> </w:t>
+      </w:r>
+      <m:oMath>
+        <m:r>
+          <m:t>d</m:t>
+        </m:r>
+        <m:r>
+          <m:rPr>
+            <m:sty m:val="p"/>
+          </m:rPr>
+          <m:t>=</m:t>
+        </m:r>
+        <m:r>
+          <m:t>0</m:t>
+        </m:r>
+      </m:oMath>
+      <w:r>
+        <w:t xml:space="preserve"> </w:t>
+      </w:r>
+      <w:r>
+        <w:t xml:space="preserve">preserved level information when ordinary differencing was unnecessary, while</w:t>
+      </w:r>
+      <w:r>
+        <w:t xml:space="preserve"> </w:t>
+      </w:r>
+      <m:oMath>
+        <m:r>
+          <m:t>D</m:t>
+        </m:r>
+        <m:r>
+          <m:rPr>
+            <m:sty m:val="p"/>
+          </m:rPr>
+          <m:t>=</m:t>
+        </m:r>
+        <m:r>
+          <m:t>1</m:t>
+        </m:r>
+      </m:oMath>
+      <w:r>
+        <w:t xml:space="preserve"> </w:t>
+      </w:r>
+      <w:r>
+        <w:t xml:space="preserve">removed the supported annual non-stationarity at lag 12. The response scale was retained because seasonal amplitude was broadly stable in absolute units and a transformation was not sufficiently supported. This evidence established differencing and transformation before order selection.</w:t>
+      </w:r>
+    </w:p>
+    <w:p>
+      <w:pPr>
+        <w:pStyle w:val="CaptionedFigure"/>
+      </w:pPr>
+      <w:r>
+        <w:drawing>
+          <wp:inline>
+            <wp:extent cx="2926080" cy="2560320"/>
+            <wp:effectExtent b="0" l="0" r="0" t="0"/>
+            <wp:docPr descr="Training-only time series and STL components used for model identification." title="" id="24" name="Picture"/>
+            <a:graphic>
+              <a:graphicData uri="http://schemas.openxmlformats.org/drawingml/2006/picture">
+                <pic:pic>
+                  <pic:nvPicPr>
+                    <pic:cNvPr descr="../analysis_outputs/nasa/figures/nasa_training_identification.png" id="25" name="Picture"/>
+                    <pic:cNvPicPr>
+                      <a:picLocks noChangeArrowheads="1" noChangeAspect="1"/>
+                    </pic:cNvPicPr>
+                  </pic:nvPicPr>
+                  <pic:blipFill>
+                    <a:blip r:embed="rId23"/>
+                    <a:stretch>
+                      <a:fillRect/>
+                    </a:stretch>
+                  </pic:blipFill>
+                  <pic:spPr bwMode="auto">
+                    <a:xfrm>
+                      <a:off x="0" y="0"/>
+                      <a:ext cx="2926080" cy="2560320"/>
+                    </a:xfrm>
+                    <a:prstGeom prst="rect">
+                      <a:avLst/>
+                    </a:prstGeom>
+                    <a:noFill/>
+                    <a:ln w="9525">
+                      <a:noFill/>
+                      <a:headEnd/>
+                      <a:tailEnd/>
+                    </a:ln>
+                  </pic:spPr>
+                </pic:pic>
+              </a:graphicData>
+            </a:graphic>
+          </wp:inline>
+        </w:drawing>
+      </w:r>
+    </w:p>
+    <w:p>
+      <w:pPr>
+        <w:pStyle w:val="ImageCaption"/>
+      </w:pPr>
+      <w:r>
+        <w:t xml:space="preserve">Training-only time series and STL components used for model identification.</w:t>
+      </w:r>
+    </w:p>
+    <w:p>
+      <w:r>
+        <w:br w:type="column"/>
+      </w:r>
+    </w:p>
+    <w:p>
+      <w:pPr>
+        <w:pStyle w:val="BodyText"/>
+      </w:pPr>
+      <w:r>
+        <w:t xml:space="preserve">The exhaustive exact-likelihood search compared admissible seasonal orders by AICc and selected ARIMA</w:t>
       </w:r>
       <m:oMath>
         <m:r>
@@ -541,14 +700,14 @@
         <w:t xml:space="preserve"> </w:t>
       </w:r>
       <w:r>
-        <w:t xml:space="preserve">without mean or drift (AICc=105.397). Estimates (SE) were MA1=0.2248 (0.0678), MA2=0.0903 (0.0696), SAR1=−0.0086 (0.0870), SAR2=−0.1301 (0.0824), and SMA1=−0.8869 (0.0959). At lag 24 with five fitted degrees of freedom, the Ljung–Box result was</w:t>
+        <w:t xml:space="preserve">(AICc=105.397); thus</w:t>
       </w:r>
       <w:r>
         <w:t xml:space="preserve"> </w:t>
       </w:r>
       <m:oMath>
         <m:r>
-          <m:t>Q</m:t>
+          <m:t>p</m:t>
         </m:r>
         <m:r>
           <m:rPr>
@@ -557,18 +716,16 @@
           <m:t>=</m:t>
         </m:r>
         <m:r>
-          <m:t>23.577</m:t>
-        </m:r>
-      </m:oMath>
-      <w:r>
-        <w:t xml:space="preserve">,</w:t>
-      </w:r>
-      <w:r>
-        <w:t xml:space="preserve"> </w:t>
-      </w:r>
-      <m:oMath>
-        <m:r>
-          <m:t>p</m:t>
+          <m:t>0</m:t>
+        </m:r>
+        <m:r>
+          <m:rPr>
+            <m:sty m:val="p"/>
+          </m:rPr>
+          <m:t>,</m:t>
+        </m:r>
+        <m:r>
+          <m:t>q</m:t>
         </m:r>
         <m:r>
           <m:rPr>
@@ -577,11 +734,90 @@
           <m:t>=</m:t>
         </m:r>
         <m:r>
-          <m:t>.213</m:t>
+          <m:t>2</m:t>
+        </m:r>
+        <m:r>
+          <m:rPr>
+            <m:sty m:val="p"/>
+          </m:rPr>
+          <m:t>,</m:t>
+        </m:r>
+        <m:r>
+          <m:t>P</m:t>
+        </m:r>
+        <m:r>
+          <m:rPr>
+            <m:sty m:val="p"/>
+          </m:rPr>
+          <m:t>=</m:t>
+        </m:r>
+        <m:r>
+          <m:t>2</m:t>
+        </m:r>
+        <m:r>
+          <m:rPr>
+            <m:sty m:val="p"/>
+          </m:rPr>
+          <m:t>,</m:t>
+        </m:r>
+        <m:r>
+          <m:t>Q</m:t>
+        </m:r>
+        <m:r>
+          <m:rPr>
+            <m:sty m:val="p"/>
+          </m:rPr>
+          <m:t>=</m:t>
+        </m:r>
+        <m:r>
+          <m:t>1</m:t>
         </m:r>
       </m:oMath>
       <w:r>
-        <w:t xml:space="preserve">, so residual white noise was not rejected.</w:t>
+        <w:t xml:space="preserve"> </w:t>
+      </w:r>
+      <w:r>
+        <w:t xml:space="preserve">came from a declared training criterion, not software defaults. Although drift was allowed, the selected model contained neither mean nor drift, consistent with seasonal differencing and weak long-run movement. Likelihood optimisation jointly fitted MA1=0.2248 (SE=0.0678), MA2=0.0903 (0.0696), SAR1=−0.0086 (0.0870), SAR2=−0.1301 (0.0824), and SMA1=−0.8869 (0.0959); these values were estimated, not manually chosen. The large seasonal MA estimate represents strong annual-lag error correction, whereas uncertain SAR estimates make nearby-order sensitivity checks important. Lag 24 examines two annual cycles, with five fitted coefficients deducted in the Ljung–Box reference distribution. The result,</w:t>
+      </w:r>
+      <w:r>
+        <w:t xml:space="preserve"> </w:t>
+      </w:r>
+      <m:oMath>
+        <m:r>
+          <m:t>Q</m:t>
+        </m:r>
+        <m:r>
+          <m:rPr>
+            <m:sty m:val="p"/>
+          </m:rPr>
+          <m:t>=</m:t>
+        </m:r>
+        <m:r>
+          <m:t>23.577</m:t>
+        </m:r>
+      </m:oMath>
+      <w:r>
+        <w:t xml:space="preserve">,</w:t>
+      </w:r>
+      <w:r>
+        <w:t xml:space="preserve"> </w:t>
+      </w:r>
+      <m:oMath>
+        <m:r>
+          <m:t>p</m:t>
+        </m:r>
+        <m:r>
+          <m:rPr>
+            <m:sty m:val="p"/>
+          </m:rPr>
+          <m:t>=</m:t>
+        </m:r>
+        <m:r>
+          <m:t>0.213</m:t>
+        </m:r>
+      </m:oMath>
+      <w:r>
+        <w:t xml:space="preserve">, did not trigger an order modification.</w:t>
       </w:r>
     </w:p>
     <w:tbl>
@@ -592,8 +828,10 @@
         <w:tblLook w:firstRow="1" w:lastRow="0" w:firstColumn="0" w:lastColumn="0" w:noHBand="0" w:noVBand="0" w:val="0020"/>
       </w:tblPr>
       <w:tblGrid>
-        <w:gridCol w:w="5068"/>
-        <w:gridCol w:w="2851"/>
+        <w:gridCol w:w="1821"/>
+        <w:gridCol w:w="3088"/>
+        <w:gridCol w:w="1504"/>
+        <w:gridCol w:w="1504"/>
       </w:tblGrid>
       <w:tr>
         <w:trPr>
@@ -606,7 +844,7 @@
               <w:pStyle w:val="Compact"/>
             </w:pPr>
             <w:r>
-              <w:t xml:space="preserve">Test metric</w:t>
+              <w:t xml:space="preserve">Metric</w:t>
             </w:r>
           </w:p>
         </w:tc>
@@ -618,7 +856,129 @@
               <w:jc w:val="right"/>
             </w:pPr>
             <w:r>
-              <w:t xml:space="preserve">Value</w:t>
+              <w:t xml:space="preserve">Training</w:t>
+            </w:r>
+          </w:p>
+        </w:tc>
+        <w:tc>
+          <w:tcPr/>
+          <w:p>
+            <w:pPr>
+              <w:pStyle w:val="Compact"/>
+              <w:jc w:val="right"/>
+            </w:pPr>
+            <w:r>
+              <w:t xml:space="preserve">Test</w:t>
+            </w:r>
+          </w:p>
+        </w:tc>
+        <w:tc>
+          <w:tcPr/>
+          <w:p>
+            <w:pPr>
+              <w:pStyle w:val="Compact"/>
+              <w:jc w:val="right"/>
+            </w:pPr>
+            <w:r>
+              <w:t xml:space="preserve">Test − training</w:t>
+            </w:r>
+          </w:p>
+        </w:tc>
+      </w:tr>
+      <w:tr>
+        <w:tc>
+          <w:tcPr/>
+          <w:p>
+            <w:pPr>
+              <w:pStyle w:val="Compact"/>
+            </w:pPr>
+            <w:r>
+              <w:t xml:space="preserve">ME (kWh/m²/day)</w:t>
+            </w:r>
+          </w:p>
+        </w:tc>
+        <w:tc>
+          <w:tcPr/>
+          <w:p>
+            <w:pPr>
+              <w:pStyle w:val="Compact"/>
+              <w:jc w:val="right"/>
+            </w:pPr>
+            <w:r>
+              <w:t xml:space="preserve">0.0090</w:t>
+            </w:r>
+          </w:p>
+        </w:tc>
+        <w:tc>
+          <w:tcPr/>
+          <w:p>
+            <w:pPr>
+              <w:pStyle w:val="Compact"/>
+              <w:jc w:val="right"/>
+            </w:pPr>
+            <w:r>
+              <w:t xml:space="preserve">−0.0566</w:t>
+            </w:r>
+          </w:p>
+        </w:tc>
+        <w:tc>
+          <w:tcPr/>
+          <w:p>
+            <w:pPr>
+              <w:pStyle w:val="Compact"/>
+              <w:jc w:val="right"/>
+            </w:pPr>
+            <w:r>
+              <w:t xml:space="preserve">−0.0657</w:t>
+            </w:r>
+          </w:p>
+        </w:tc>
+      </w:tr>
+      <w:tr>
+        <w:tc>
+          <w:tcPr/>
+          <w:p>
+            <w:pPr>
+              <w:pStyle w:val="Compact"/>
+            </w:pPr>
+            <w:r>
+              <w:t xml:space="preserve">MSE ((kWh/m²/day)²)</w:t>
+            </w:r>
+          </w:p>
+        </w:tc>
+        <w:tc>
+          <w:tcPr/>
+          <w:p>
+            <w:pPr>
+              <w:pStyle w:val="Compact"/>
+              <w:jc w:val="right"/>
+            </w:pPr>
+            <w:r>
+              <w:t xml:space="preserve">0.0762</w:t>
+            </w:r>
+          </w:p>
+        </w:tc>
+        <w:tc>
+          <w:tcPr/>
+          <w:p>
+            <w:pPr>
+              <w:pStyle w:val="Compact"/>
+              <w:jc w:val="right"/>
+            </w:pPr>
+            <w:r>
+              <w:t xml:space="preserve">0.0857</w:t>
+            </w:r>
+          </w:p>
+        </w:tc>
+        <w:tc>
+          <w:tcPr/>
+          <w:p>
+            <w:pPr>
+              <w:pStyle w:val="Compact"/>
+              <w:jc w:val="right"/>
+            </w:pPr>
+            <w:r>
+              <w:t xml:space="preserve">0.0096</w:t>
             </w:r>
           </w:p>
         </w:tc>
@@ -643,7 +1003,31 @@
               <w:jc w:val="right"/>
             </w:pPr>
             <w:r>
+              <w:t xml:space="preserve">0.2760</w:t>
+            </w:r>
+          </w:p>
+        </w:tc>
+        <w:tc>
+          <w:tcPr/>
+          <w:p>
+            <w:pPr>
+              <w:pStyle w:val="Compact"/>
+              <w:jc w:val="right"/>
+            </w:pPr>
+            <w:r>
               <w:t xml:space="preserve">0.2928</w:t>
+            </w:r>
+          </w:p>
+        </w:tc>
+        <w:tc>
+          <w:tcPr/>
+          <w:p>
+            <w:pPr>
+              <w:pStyle w:val="Compact"/>
+              <w:jc w:val="right"/>
+            </w:pPr>
+            <w:r>
+              <w:t xml:space="preserve">0.0169</w:t>
             </w:r>
           </w:p>
         </w:tc>
@@ -668,7 +1052,80 @@
               <w:jc w:val="right"/>
             </w:pPr>
             <w:r>
+              <w:t xml:space="preserve">0.2048</w:t>
+            </w:r>
+          </w:p>
+        </w:tc>
+        <w:tc>
+          <w:tcPr/>
+          <w:p>
+            <w:pPr>
+              <w:pStyle w:val="Compact"/>
+              <w:jc w:val="right"/>
+            </w:pPr>
+            <w:r>
               <w:t xml:space="preserve">0.2245</w:t>
+            </w:r>
+          </w:p>
+        </w:tc>
+        <w:tc>
+          <w:tcPr/>
+          <w:p>
+            <w:pPr>
+              <w:pStyle w:val="Compact"/>
+              <w:jc w:val="right"/>
+            </w:pPr>
+            <w:r>
+              <w:t xml:space="preserve">0.0197</w:t>
+            </w:r>
+          </w:p>
+        </w:tc>
+      </w:tr>
+      <w:tr>
+        <w:tc>
+          <w:tcPr/>
+          <w:p>
+            <w:pPr>
+              <w:pStyle w:val="Compact"/>
+            </w:pPr>
+            <w:r>
+              <w:t xml:space="preserve">MPE</w:t>
+            </w:r>
+          </w:p>
+        </w:tc>
+        <w:tc>
+          <w:tcPr/>
+          <w:p>
+            <w:pPr>
+              <w:pStyle w:val="Compact"/>
+              <w:jc w:val="right"/>
+            </w:pPr>
+            <w:r>
+              <w:t xml:space="preserve">−0.1289%</w:t>
+            </w:r>
+          </w:p>
+        </w:tc>
+        <w:tc>
+          <w:tcPr/>
+          <w:p>
+            <w:pPr>
+              <w:pStyle w:val="Compact"/>
+              <w:jc w:val="right"/>
+            </w:pPr>
+            <w:r>
+              <w:t xml:space="preserve">−1.4643%</w:t>
+            </w:r>
+          </w:p>
+        </w:tc>
+        <w:tc>
+          <w:tcPr/>
+          <w:p>
+            <w:pPr>
+              <w:pStyle w:val="Compact"/>
+              <w:jc w:val="right"/>
+            </w:pPr>
+            <w:r>
+              <w:t xml:space="preserve">−1.3355 pp</w:t>
             </w:r>
           </w:p>
         </w:tc>
@@ -693,20 +1150,7 @@
               <w:jc w:val="right"/>
             </w:pPr>
             <w:r>
-              <w:t xml:space="preserve">4.7346%</w:t>
-            </w:r>
-          </w:p>
-        </w:tc>
-      </w:tr>
-      <w:tr>
-        <w:tc>
-          <w:tcPr/>
-          <w:p>
-            <w:pPr>
-              <w:pStyle w:val="Compact"/>
-            </w:pPr>
-            <w:r>
-              <w:t xml:space="preserve">MASE</w:t>
+              <w:t xml:space="preserve">4.3441%</w:t>
             </w:r>
           </w:p>
         </w:tc>
@@ -718,20 +1162,7 @@
               <w:jc w:val="right"/>
             </w:pPr>
             <w:r>
-              <w:t xml:space="preserve">0.7563</w:t>
-            </w:r>
-          </w:p>
-        </w:tc>
-      </w:tr>
-      <w:tr>
-        <w:tc>
-          <w:tcPr/>
-          <w:p>
-            <w:pPr>
-              <w:pStyle w:val="Compact"/>
-            </w:pPr>
-            <w:r>
-              <w:t xml:space="preserve">sMAPE</w:t>
+              <w:t xml:space="preserve">4.7346%</w:t>
             </w:r>
           </w:p>
         </w:tc>
@@ -743,32 +1174,7 @@
               <w:jc w:val="right"/>
             </w:pPr>
             <w:r>
-              <w:t xml:space="preserve">4.6872%</w:t>
-            </w:r>
-          </w:p>
-        </w:tc>
-      </w:tr>
-      <w:tr>
-        <w:tc>
-          <w:tcPr/>
-          <w:p>
-            <w:pPr>
-              <w:pStyle w:val="Compact"/>
-            </w:pPr>
-            <w:r>
-              <w:t xml:space="preserve">Ljung–Box p-value</w:t>
-            </w:r>
-          </w:p>
-        </w:tc>
-        <w:tc>
-          <w:tcPr/>
-          <w:p>
-            <w:pPr>
-              <w:pStyle w:val="Compact"/>
-              <w:jc w:val="right"/>
-            </w:pPr>
-            <w:r>
-              <w:t xml:space="preserve">0.2129</w:t>
+              <w:t xml:space="preserve">0.3905 pp</w:t>
             </w:r>
           </w:p>
         </w:tc>
@@ -776,6 +1182,29 @@
     </w:tbl>
     <w:p>
       <w:pPr>
+        <w:pStyle w:val="BodyText"/>
+      </w:pPr>
+      <w:r>
+        <w:t xml:space="preserve">The lag-24 Ljung–Box p-value was 0.2129. The negative test ME and MPE indicate average overforecasting under the</w:t>
+      </w:r>
+      <w:r>
+        <w:t xml:space="preserve"> </w:t>
+      </w:r>
+      <w:r>
+        <w:rPr>
+          <w:rStyle w:val="VerbatimChar"/>
+        </w:rPr>
+        <w:t xml:space="preserve">actual − forecast</w:t>
+      </w:r>
+      <w:r>
+        <w:t xml:space="preserve"> </w:t>
+      </w:r>
+      <w:r>
+        <w:t xml:space="preserve">convention. Training–test differences are descriptive because fitted residuals and multi-step holdout errors come from different evaluation settings.</w:t>
+      </w:r>
+    </w:p>
+    <w:p>
+      <w:pPr>
         <w:pStyle w:val="CaptionedFigure"/>
       </w:pPr>
       <w:r>
@@ -783,18 +1212,18 @@
           <wp:inline>
             <wp:extent cx="2926080" cy="1645920"/>
             <wp:effectExtent b="0" l="0" r="0" t="0"/>
-            <wp:docPr descr="SARIMA test forecasts with 95% intervals." title="" id="24" name="Picture"/>
+            <wp:docPr descr="SARIMA test forecasts with 95% intervals." title="" id="27" name="Picture"/>
             <a:graphic>
               <a:graphicData uri="http://schemas.openxmlformats.org/drawingml/2006/picture">
                 <pic:pic>
                   <pic:nvPicPr>
-                    <pic:cNvPr descr="../analysis_outputs/nasa/figures/nasa_sarima_test_forecast.png" id="25" name="Picture"/>
+                    <pic:cNvPr descr="../analysis_outputs/nasa/figures/nasa_sarima_test_forecast.png" id="28" name="Picture"/>
                     <pic:cNvPicPr>
                       <a:picLocks noChangeArrowheads="1" noChangeAspect="1"/>
                     </pic:cNvPicPr>
                   </pic:nvPicPr>
                   <pic:blipFill>
-                    <a:blip r:embed="rId23"/>
+                    <a:blip r:embed="rId26"/>
                     <a:stretch>
                       <a:fillRect/>
                     </a:stretch>
@@ -834,7 +1263,7 @@
         <w:pStyle w:val="BodyText"/>
       </w:pPr>
       <w:r>
-        <w:t xml:space="preserve">SARIMA achieved the lowest group test RMSE and MAE, passed the residual gate, and produced non-negative point forecasts. Its RMSE was only 0.65% below ETS, however, so the practical advantage is modest. Strengths are its direct treatment of seasonal differencing and lag dependence and its well-behaved residuals. Limitations include order-search uncertainty, possible sensitivity to transformation and structural change, weakening precision at long horizons, and limited substantive interpretability of interacting MA/SAR terms.</w:t>
+        <w:t xml:space="preserve">SARIMA achieved test RMSE 0.2928 and MAE 0.2245, passed the residual gate, and produced non-negative point forecasts. These results support its suitability for the observed series and test period. Strengths are its direct treatment of seasonal differencing and lag dependence and its well-behaved residuals. Limitations include order-search uncertainty, possible sensitivity to transformation and structural change, weakening precision at long horizons, and limited substantive interpretability of interacting MA/SAR terms.</w:t>
       </w:r>
     </w:p>
     <w:p>
@@ -842,19 +1271,39 @@
         <w:pStyle w:val="BodyText"/>
       </w:pPr>
       <w:r>
-        <w:t xml:space="preserve">The locked order was re-estimated—not merely copied—on all 300 observations for 2026. Updated coefficients were MA1=0.2126, MA2=0.1008, SAR1=−0.0013, SAR2=−0.0774, and SMA1=−0.9343. Point forecasts ranged from 4.2238 (December) to 5.2472 (March), consistent with the observed seasonal cycle. SARIMA is suitable and is the defensible final model for this sample, but nearby manual orders, rolling-origin validation, Box–Cox alternatives, and weather regressors should be tested before operational use. Irradiance forecasts do not directly predict photovoltaic electricity generation.</w:t>
+        <w:t xml:space="preserve">The locked order was re-estimated—not merely copied—on all 300 observations for 2026. Updated coefficients were MA1=0.2126, MA2=0.1008, SAR1=−0.0013, SAR2=−0.0774, and SMA1=−0.9343. Point forecasts ranged from 4.2238 (December) to 5.2472 (March), consistent with the observed seasonal cycle.</w:t>
+      </w:r>
+    </w:p>
+    <w:bookmarkEnd w:id="29"/>
+    <w:bookmarkStart w:id="30" w:name="conclusion"/>
+    <w:p>
+      <w:pPr>
+        <w:pStyle w:val="Heading1"/>
+      </w:pPr>
+      <w:r>
+        <w:t xml:space="preserve">Conclusion</w:t>
       </w:r>
     </w:p>
     <w:p>
       <w:pPr>
-        <w:pStyle w:val="Heading5"/>
+        <w:pStyle w:val="FirstParagraph"/>
+      </w:pPr>
+      <w:r>
+        <w:t xml:space="preserve">SARIMA is suitable and is the defensible final model for this sample: it achieved RMSE 0.2928 and MAE 0.2245, while the lag-24 Ljung–Box result did not reject residual white noise. Its evidence-based seasonal differencing and AICc-selected lag structure are strengths, but uncertain seasonal AR estimates and possible order sensitivity remain limitations. Nearby manual orders, rolling-origin validation, Box–Cox alternatives, and weather regressors should therefore be tested before operational use. Irradiance forecasts do not directly predict photovoltaic electricity generation.</w:t>
+      </w:r>
+    </w:p>
+    <w:bookmarkEnd w:id="30"/>
+    <w:bookmarkStart w:id="40" w:name="references"/>
+    <w:p>
+      <w:pPr>
+        <w:pStyle w:val="Heading1"/>
       </w:pPr>
       <w:r>
         <w:t xml:space="preserve">References</w:t>
       </w:r>
     </w:p>
-    <w:bookmarkStart w:id="34" w:name="refs"/>
-    <w:bookmarkStart w:id="27" w:name="ref-nasa-power-monthly"/>
+    <w:bookmarkStart w:id="39" w:name="refs"/>
+    <w:bookmarkStart w:id="32" w:name="ref-nasa-power-monthly"/>
     <w:p>
       <w:pPr>
         <w:pStyle w:val="Bibliography"/>
@@ -883,7 +1332,7 @@
       <w:r>
         <w:t xml:space="preserve"> </w:t>
       </w:r>
-      <w:hyperlink r:id="rId26">
+      <w:hyperlink r:id="rId31">
         <w:r>
           <w:rPr>
             <w:rStyle w:val="Hyperlink"/>
@@ -892,8 +1341,8 @@
         </w:r>
       </w:hyperlink>
     </w:p>
-    <w:bookmarkEnd w:id="27"/>
-    <w:bookmarkStart w:id="29" w:name="ref-hyndman-athanasopoulos-2021"/>
+    <w:bookmarkEnd w:id="32"/>
+    <w:bookmarkStart w:id="34" w:name="ref-hyndman-athanasopoulos-2021"/>
     <w:p>
       <w:pPr>
         <w:pStyle w:val="Bibliography"/>
@@ -926,7 +1375,7 @@
       <w:r>
         <w:t xml:space="preserve"> </w:t>
       </w:r>
-      <w:hyperlink r:id="rId28">
+      <w:hyperlink r:id="rId33">
         <w:r>
           <w:rPr>
             <w:rStyle w:val="Hyperlink"/>
@@ -935,8 +1384,8 @@
         </w:r>
       </w:hyperlink>
     </w:p>
-    <w:bookmarkEnd w:id="29"/>
-    <w:bookmarkStart w:id="31" w:name="ref-hyndman-khandakar-2008"/>
+    <w:bookmarkEnd w:id="34"/>
+    <w:bookmarkStart w:id="36" w:name="ref-hyndman-khandakar-2008"/>
     <w:p>
       <w:pPr>
         <w:pStyle w:val="Bibliography"/>
@@ -978,7 +1427,7 @@
       <w:r>
         <w:t xml:space="preserve"> </w:t>
       </w:r>
-      <w:hyperlink r:id="rId30">
+      <w:hyperlink r:id="rId35">
         <w:r>
           <w:rPr>
             <w:rStyle w:val="Hyperlink"/>
@@ -990,8 +1439,8 @@
         <w:t xml:space="preserve">.</w:t>
       </w:r>
     </w:p>
-    <w:bookmarkEnd w:id="31"/>
-    <w:bookmarkStart w:id="33" w:name="ref-forecast-checkresiduals"/>
+    <w:bookmarkEnd w:id="36"/>
+    <w:bookmarkStart w:id="38" w:name="ref-forecast-checkresiduals"/>
     <w:p>
       <w:pPr>
         <w:pStyle w:val="Bibliography"/>
@@ -1020,7 +1469,7 @@
       <w:r>
         <w:t xml:space="preserve"> </w:t>
       </w:r>
-      <w:hyperlink r:id="rId32">
+      <w:hyperlink r:id="rId37">
         <w:r>
           <w:rPr>
             <w:rStyle w:val="Hyperlink"/>
@@ -1029,11 +1478,22 @@
         </w:r>
       </w:hyperlink>
     </w:p>
-    <w:bookmarkEnd w:id="33"/>
-    <w:bookmarkEnd w:id="34"/>
+    <w:bookmarkEnd w:id="38"/>
+    <w:bookmarkEnd w:id="39"/>
+    <w:bookmarkEnd w:id="40"/>
+    <w:bookmarkStart w:id="45" w:name="appendix"/>
     <w:p>
       <w:pPr>
-        <w:pStyle w:val="Heading5"/>
+        <w:pStyle w:val="Heading1"/>
+      </w:pPr>
+      <w:r>
+        <w:t xml:space="preserve">Appendix</w:t>
+      </w:r>
+    </w:p>
+    <w:bookmarkStart w:id="44" w:name="appendix-a-reproducible-sarima-code"/>
+    <w:p>
+      <w:pPr>
+        <w:pStyle w:val="Heading2"/>
       </w:pPr>
       <w:r>
         <w:t xml:space="preserve">Appendix A: Reproducible SARIMA Code</w:t>
@@ -1041,7 +1501,7 @@
     </w:p>
     <w:p>
       <w:pPr>
-        <w:pStyle w:val="BodyText"/>
+        <w:pStyle w:val="FirstParagraph"/>
       </w:pPr>
       <w:r>
         <w:t xml:space="preserve">Canonical source:</w:t>
@@ -1068,18 +1528,18 @@
           <wp:inline>
             <wp:extent cx="2926080" cy="1645920"/>
             <wp:effectExtent b="0" l="0" r="0" t="0"/>
-            <wp:docPr descr="SARIMA training response residuals and residual ACF." title="" id="36" name="Picture"/>
+            <wp:docPr descr="SARIMA training response residuals and residual ACF." title="" id="42" name="Picture"/>
             <a:graphic>
               <a:graphicData uri="http://schemas.openxmlformats.org/drawingml/2006/picture">
                 <pic:pic>
                   <pic:nvPicPr>
-                    <pic:cNvPr descr="../analysis_outputs/nasa/figures/nasa_sarima_diagnostics.png" id="37" name="Picture"/>
+                    <pic:cNvPr descr="../analysis_outputs/nasa/figures/nasa_sarima_diagnostics.png" id="43" name="Picture"/>
                     <pic:cNvPicPr>
                       <a:picLocks noChangeArrowheads="1" noChangeAspect="1"/>
                     </pic:cNvPicPr>
                   </pic:nvPicPr>
                   <pic:blipFill>
-                    <a:blip r:embed="rId35"/>
+                    <a:blip r:embed="rId41"/>
                     <a:stretch>
                       <a:fillRect/>
                     </a:stretch>
@@ -1740,7 +2200,8 @@
         <w:t xml:space="preserve">, sarima_fc, test, train)</w:t>
       </w:r>
     </w:p>
-    <w:bookmarkEnd w:id="38"/>
+    <w:bookmarkEnd w:id="44"/>
+    <w:bookmarkEnd w:id="45"/>
     <w:sectPr>
       <w:headerReference r:id="rId8" w:type="even"/>
       <w:headerReference r:id="rId9" w:type="default"/>

--- a/Assignment Report/Individual_Report_1_SARIMA.docx
+++ b/Assignment Report/Individual_Report_1_SARIMA.docx
@@ -49,59 +49,17 @@
         </w:sectPr>
       </w:pPr>
     </w:p>
+    <w:bookmarkStart w:id="22" w:name="methodology"/>
     <w:p>
       <w:pPr>
-        <w:pStyle w:val="Abstract"/>
-      </w:pPr>
-      <w:r>
-        <w:rPr>
-          <w:b/>
-          <w:bCs/>
-        </w:rPr>
-        <w:t xml:space="preserve">Abstract—</w:t>
-      </w:r>
-      <w:r>
-        <w:t xml:space="preserve">This report evaluates seasonal ARIMA for monthly NASA POWER surface solar irradiance in Kuala Lumpur using a fixed 240-month training period and 60-month test period. The selected ARIMA(0,0,2)(2,1,1)</w:t>
-      </w:r>
-      <w:r>
-        <w:rPr>
-          <w:vertAlign w:val="subscript"/>
-        </w:rPr>
-        <w:t xml:space="preserve">12</w:t>
-      </w:r>
-      <w:r>
-        <w:t xml:space="preserve"> </w:t>
-      </w:r>
-      <w:r>
-        <w:t xml:space="preserve">model achieved RMSE 0.2928 and passed the lag-24 residual white-noise test.</w:t>
+        <w:pStyle w:val="Heading1"/>
+      </w:pPr>
+      <w:r>
+        <w:t xml:space="preserve">Methodology</w:t>
       </w:r>
     </w:p>
     <w:p>
       <w:pPr>
-        <w:pStyle w:val="Keywords"/>
-      </w:pPr>
-      <w:r>
-        <w:rPr>
-          <w:b/>
-          <w:bCs/>
-        </w:rPr>
-        <w:t xml:space="preserve">Keywords—</w:t>
-      </w:r>
-      <w:r>
-        <w:t xml:space="preserve">forecasting, NASA POWER, SARIMA, seasonal differencing, solar irradiance.</w:t>
-      </w:r>
-    </w:p>
-    <w:bookmarkStart w:id="22" w:name="methodology"/>
-    <w:p>
-      <w:pPr>
-        <w:pStyle w:val="Heading1"/>
-      </w:pPr>
-      <w:r>
-        <w:t xml:space="preserve">Methodology</w:t>
-      </w:r>
-    </w:p>
-    <w:p>
-      <w:pPr>
         <w:pStyle w:val="FirstParagraph"/>
       </w:pPr>
       <w:r>
@@ -111,7 +69,7 @@
         <w:t xml:space="preserve"> </w:t>
       </w:r>
       <w:r>
-        <w:t xml:space="preserve">[1]</w:t>
+        <w:t xml:space="preserve">(NASA Prediction Of Worldwide Energy Resources, n.d.)</w:t>
       </w:r>
       <w:r>
         <w:t xml:space="preserve">. SARIMA is a reasonable candidate because it can represent ordinary and annual-lag dependence after differencing. A seasonal model is written as ARIMA</w:t>
@@ -269,7 +227,7 @@
         <w:t xml:space="preserve"> </w:t>
       </w:r>
       <w:r>
-        <w:t xml:space="preserve">[2]</w:t>
+        <w:t xml:space="preserve">(Hyndman &amp; Athanasopoulos, 2021)</w:t>
       </w:r>
       <w:r>
         <w:t xml:space="preserve">.</w:t>
@@ -280,7 +238,7 @@
         <w:pStyle w:val="BodyText"/>
       </w:pPr>
       <w:r>
-        <w:t xml:space="preserve">The observations were to be split chronologically into a January 2001–December 2020 training period and a January 2021–December 2025 test period. Both contain complete 12-month cycles; random splitting was rejected to prevent future leakage. An exact 70:30 split breaks annual boundaries, while 72:28 sacrifices two additional training years. The need for a variance-stabilising transformation would be assessed using training data only, with the response scale preferred when diagnostics did not justify transformation and direct interpretation remained important.</w:t>
+        <w:t xml:space="preserve">An 80:20 chronological split would use January 2001–December 2020 for training and January 2021–December 2025 for testing; chronological order would prevent future leakage. The need for a variance-stabilising transformation would be assessed using training data only, with the response scale preferred when diagnostics did not justify transformation and direct interpretation remained important.</w:t>
       </w:r>
     </w:p>
     <w:p>
@@ -288,7 +246,21 @@
         <w:pStyle w:val="BodyText"/>
       </w:pPr>
       <w:r>
-        <w:t xml:space="preserve">Training plots, monthly summaries, STL decomposition, and stationarity diagnostics would guide ordinary and seasonal differencing. KPSS-guided</w:t>
+        <w:t xml:space="preserve">Model identification would follow the Box–Jenkins sequence manually using the training sample only. First, the time plot, year-level means and standard deviations, and Guerrero’s Box–Cox estimate would be reviewed together; a transformation would be applied only if the seasonal spread clearly changed with the level. Second,</w:t>
+      </w:r>
+      <w:r>
+        <w:t xml:space="preserve"> </w:t>
+      </w:r>
+      <m:oMath>
+        <m:r>
+          <m:t>D</m:t>
+        </m:r>
+      </m:oMath>
+      <w:r>
+        <w:t xml:space="preserve"> </w:t>
+      </w:r>
+      <w:r>
+        <w:t xml:space="preserve">would be chosen by inspecting annual repetition and the lag-12 difference, with</w:t>
       </w:r>
       <w:r>
         <w:t xml:space="preserve"> </w:t>
@@ -297,137 +269,42 @@
         <w:rPr>
           <w:rStyle w:val="VerbatimChar"/>
         </w:rPr>
+        <w:t xml:space="preserve">nsdiffs()</w:t>
+      </w:r>
+      <w:r>
+        <w:t xml:space="preserve"> </w:t>
+      </w:r>
+      <w:r>
+        <w:t xml:space="preserve">used only as supporting evidence;</w:t>
+      </w:r>
+      <w:r>
+        <w:t xml:space="preserve"> </w:t>
+      </w:r>
+      <m:oMath>
+        <m:r>
+          <m:t>d</m:t>
+        </m:r>
+      </m:oMath>
+      <w:r>
+        <w:t xml:space="preserve"> </w:t>
+      </w:r>
+      <w:r>
+        <w:t xml:space="preserve">would then be chosen from the post-seasonal-difference plot, ACF, and KPSS evidence, with</w:t>
+      </w:r>
+      <w:r>
+        <w:t xml:space="preserve"> </w:t>
+      </w:r>
+      <w:r>
+        <w:rPr>
+          <w:rStyle w:val="VerbatimChar"/>
+        </w:rPr>
         <w:t xml:space="preserve">ndiffs()</w:t>
       </w:r>
       <w:r>
         <w:t xml:space="preserve"> </w:t>
       </w:r>
       <w:r>
-        <w:t xml:space="preserve">and seasonal-strength</w:t>
-      </w:r>
-      <w:r>
-        <w:t xml:space="preserve"> </w:t>
-      </w:r>
-      <w:r>
-        <w:rPr>
-          <w:rStyle w:val="VerbatimChar"/>
-        </w:rPr>
-        <w:t xml:space="preserve">nsdiffs()</w:t>
-      </w:r>
-      <w:r>
-        <w:t xml:space="preserve"> </w:t>
-      </w:r>
-      <w:r>
-        <w:t xml:space="preserve">would inform</w:t>
-      </w:r>
-      <w:r>
-        <w:t xml:space="preserve"> </w:t>
-      </w:r>
-      <m:oMath>
-        <m:r>
-          <m:t>d</m:t>
-        </m:r>
-      </m:oMath>
-      <w:r>
-        <w:t xml:space="preserve"> </w:t>
-      </w:r>
-      <w:r>
-        <w:t xml:space="preserve">and</w:t>
-      </w:r>
-      <w:r>
-        <w:t xml:space="preserve"> </w:t>
-      </w:r>
-      <m:oMath>
-        <m:r>
-          <m:t>D</m:t>
-        </m:r>
-      </m:oMath>
-      <w:r>
-        <w:t xml:space="preserve">; zero, ordinary, seasonal, and combined differencing were the alternatives, with the smallest orders that removed supported non-stationarity preferred to avoid over-differencing.</w:t>
-      </w:r>
-      <w:r>
-        <w:t xml:space="preserve"> </w:t>
-      </w:r>
-      <w:r>
-        <w:rPr>
-          <w:rStyle w:val="VerbatimChar"/>
-        </w:rPr>
-        <w:t xml:space="preserve">seasonal=TRUE</w:t>
-      </w:r>
-      <w:r>
-        <w:t xml:space="preserve"> </w:t>
-      </w:r>
-      <w:r>
-        <w:t xml:space="preserve">and period 12 were fixed because the data are monthly and exhibit an annual cycle.</w:t>
-      </w:r>
-      <w:r>
-        <w:t xml:space="preserve"> </w:t>
-      </w:r>
-      <w:r>
-        <w:rPr>
-          <w:rStyle w:val="VerbatimChar"/>
-        </w:rPr>
-        <w:t xml:space="preserve">auto.arima()</w:t>
-      </w:r>
-      <w:r>
-        <w:t xml:space="preserve"> </w:t>
-      </w:r>
-      <w:r>
-        <w:t xml:space="preserve">would search seasonal orders by AICc</w:t>
-      </w:r>
-      <w:r>
-        <w:t xml:space="preserve"> </w:t>
-      </w:r>
-      <w:r>
-        <w:t xml:space="preserve">[3]</w:t>
-      </w:r>
-      <w:r>
-        <w:t xml:space="preserve">.</w:t>
-      </w:r>
-      <w:r>
-        <w:t xml:space="preserve"> </w:t>
-      </w:r>
-      <w:r>
-        <w:rPr>
-          <w:rStyle w:val="VerbatimChar"/>
-        </w:rPr>
-        <w:t xml:space="preserve">stepwise=FALSE</w:t>
-      </w:r>
-      <w:r>
-        <w:t xml:space="preserve"> </w:t>
-      </w:r>
-      <w:r>
-        <w:t xml:space="preserve">and</w:t>
-      </w:r>
-      <w:r>
-        <w:t xml:space="preserve"> </w:t>
-      </w:r>
-      <w:r>
-        <w:rPr>
-          <w:rStyle w:val="VerbatimChar"/>
-        </w:rPr>
-        <w:t xml:space="preserve">approximation=FALSE</w:t>
-      </w:r>
-      <w:r>
-        <w:t xml:space="preserve"> </w:t>
-      </w:r>
-      <w:r>
-        <w:t xml:space="preserve">deliberately replace faster defaults with an exhaustive, exact-likelihood search because 240 observations make the additional computation manageable and reduce the risk that a shortcut determines the order.</w:t>
-      </w:r>
-      <w:r>
-        <w:t xml:space="preserve"> </w:t>
-      </w:r>
-      <w:r>
-        <w:rPr>
-          <w:rStyle w:val="VerbatimChar"/>
-        </w:rPr>
-        <w:t xml:space="preserve">allowdrift=TRUE</w:t>
-      </w:r>
-      <w:r>
-        <w:t xml:space="preserve"> </w:t>
-      </w:r>
-      <w:r>
-        <w:t xml:space="preserve">keeps drift eligible rather than forcing it; AICc may retain it only when supported after differencing. Orders and search settings are analytical choices, whereas the AR/MA coefficients are jointly estimated from the training likelihood rather than manually selected.</w:t>
+        <w:t xml:space="preserve">again treated as a check rather than an automatic decision. The smallest adequate differencing orders would be preferred to avoid overdifferencing.</w:t>
       </w:r>
     </w:p>
     <w:p>
@@ -435,26 +312,732 @@
         <w:pStyle w:val="BodyText"/>
       </w:pPr>
       <w:r>
+        <w:t xml:space="preserve">Third, the ACF and PACF of the locked differenced series would be read at ordinary lags 1–2 and seasonal lags 12 and 24. An ACF cut-off would suggest MA terms, a PACF cut-off would suggest AR terms, and spikes at multiples of 12 would suggest seasonal terms. This procedure would define eight deliberately small candidates: ARIMA</w:t>
+      </w:r>
+      <m:oMath>
+        <m:r>
+          <m:rPr>
+            <m:sty m:val="p"/>
+          </m:rPr>
+          <m:t>(</m:t>
+        </m:r>
+        <m:r>
+          <m:t>1</m:t>
+        </m:r>
+        <m:r>
+          <m:rPr>
+            <m:sty m:val="p"/>
+          </m:rPr>
+          <m:t>,</m:t>
+        </m:r>
+        <m:r>
+          <m:t>0</m:t>
+        </m:r>
+        <m:r>
+          <m:rPr>
+            <m:sty m:val="p"/>
+          </m:rPr>
+          <m:t>,</m:t>
+        </m:r>
+        <m:r>
+          <m:t>0</m:t>
+        </m:r>
+        <m:r>
+          <m:rPr>
+            <m:sty m:val="p"/>
+          </m:rPr>
+          <m:t>)</m:t>
+        </m:r>
+        <m:r>
+          <m:rPr>
+            <m:sty m:val="p"/>
+          </m:rPr>
+          <m:t>(</m:t>
+        </m:r>
+        <m:r>
+          <m:t>0</m:t>
+        </m:r>
+        <m:r>
+          <m:rPr>
+            <m:sty m:val="p"/>
+          </m:rPr>
+          <m:t>,</m:t>
+        </m:r>
+        <m:r>
+          <m:t>1</m:t>
+        </m:r>
+        <m:r>
+          <m:rPr>
+            <m:sty m:val="p"/>
+          </m:rPr>
+          <m:t>,</m:t>
+        </m:r>
+        <m:r>
+          <m:t>1</m:t>
+        </m:r>
+        <m:sSub>
+          <m:e>
+            <m:r>
+              <m:rPr>
+                <m:sty m:val="p"/>
+              </m:rPr>
+              <m:t>)</m:t>
+            </m:r>
+          </m:e>
+          <m:sub>
+            <m:r>
+              <m:t>12</m:t>
+            </m:r>
+          </m:sub>
+        </m:sSub>
+      </m:oMath>
+      <w:r>
+        <w:t xml:space="preserve">,</w:t>
+      </w:r>
+      <w:r>
+        <w:t xml:space="preserve"> </w:t>
+      </w:r>
+      <m:oMath>
+        <m:r>
+          <m:rPr>
+            <m:sty m:val="p"/>
+          </m:rPr>
+          <m:t>(</m:t>
+        </m:r>
+        <m:r>
+          <m:t>0</m:t>
+        </m:r>
+        <m:r>
+          <m:rPr>
+            <m:sty m:val="p"/>
+          </m:rPr>
+          <m:t>,</m:t>
+        </m:r>
+        <m:r>
+          <m:t>0</m:t>
+        </m:r>
+        <m:r>
+          <m:rPr>
+            <m:sty m:val="p"/>
+          </m:rPr>
+          <m:t>,</m:t>
+        </m:r>
+        <m:r>
+          <m:t>1</m:t>
+        </m:r>
+        <m:r>
+          <m:rPr>
+            <m:sty m:val="p"/>
+          </m:rPr>
+          <m:t>)</m:t>
+        </m:r>
+        <m:r>
+          <m:rPr>
+            <m:sty m:val="p"/>
+          </m:rPr>
+          <m:t>(</m:t>
+        </m:r>
+        <m:r>
+          <m:t>0</m:t>
+        </m:r>
+        <m:r>
+          <m:rPr>
+            <m:sty m:val="p"/>
+          </m:rPr>
+          <m:t>,</m:t>
+        </m:r>
+        <m:r>
+          <m:t>1</m:t>
+        </m:r>
+        <m:r>
+          <m:rPr>
+            <m:sty m:val="p"/>
+          </m:rPr>
+          <m:t>,</m:t>
+        </m:r>
+        <m:r>
+          <m:t>1</m:t>
+        </m:r>
+        <m:sSub>
+          <m:e>
+            <m:r>
+              <m:rPr>
+                <m:sty m:val="p"/>
+              </m:rPr>
+              <m:t>)</m:t>
+            </m:r>
+          </m:e>
+          <m:sub>
+            <m:r>
+              <m:t>12</m:t>
+            </m:r>
+          </m:sub>
+        </m:sSub>
+      </m:oMath>
+      <w:r>
+        <w:t xml:space="preserve">,</w:t>
+      </w:r>
+      <w:r>
+        <w:t xml:space="preserve"> </w:t>
+      </w:r>
+      <m:oMath>
+        <m:r>
+          <m:rPr>
+            <m:sty m:val="p"/>
+          </m:rPr>
+          <m:t>(</m:t>
+        </m:r>
+        <m:r>
+          <m:t>0</m:t>
+        </m:r>
+        <m:r>
+          <m:rPr>
+            <m:sty m:val="p"/>
+          </m:rPr>
+          <m:t>,</m:t>
+        </m:r>
+        <m:r>
+          <m:t>0</m:t>
+        </m:r>
+        <m:r>
+          <m:rPr>
+            <m:sty m:val="p"/>
+          </m:rPr>
+          <m:t>,</m:t>
+        </m:r>
+        <m:r>
+          <m:t>2</m:t>
+        </m:r>
+        <m:r>
+          <m:rPr>
+            <m:sty m:val="p"/>
+          </m:rPr>
+          <m:t>)</m:t>
+        </m:r>
+        <m:r>
+          <m:rPr>
+            <m:sty m:val="p"/>
+          </m:rPr>
+          <m:t>(</m:t>
+        </m:r>
+        <m:r>
+          <m:t>0</m:t>
+        </m:r>
+        <m:r>
+          <m:rPr>
+            <m:sty m:val="p"/>
+          </m:rPr>
+          <m:t>,</m:t>
+        </m:r>
+        <m:r>
+          <m:t>1</m:t>
+        </m:r>
+        <m:r>
+          <m:rPr>
+            <m:sty m:val="p"/>
+          </m:rPr>
+          <m:t>,</m:t>
+        </m:r>
+        <m:r>
+          <m:t>1</m:t>
+        </m:r>
+        <m:sSub>
+          <m:e>
+            <m:r>
+              <m:rPr>
+                <m:sty m:val="p"/>
+              </m:rPr>
+              <m:t>)</m:t>
+            </m:r>
+          </m:e>
+          <m:sub>
+            <m:r>
+              <m:t>12</m:t>
+            </m:r>
+          </m:sub>
+        </m:sSub>
+      </m:oMath>
+      <w:r>
+        <w:t xml:space="preserve">,</w:t>
+      </w:r>
+      <w:r>
+        <w:t xml:space="preserve"> </w:t>
+      </w:r>
+      <m:oMath>
+        <m:r>
+          <m:rPr>
+            <m:sty m:val="p"/>
+          </m:rPr>
+          <m:t>(</m:t>
+        </m:r>
+        <m:r>
+          <m:t>2</m:t>
+        </m:r>
+        <m:r>
+          <m:rPr>
+            <m:sty m:val="p"/>
+          </m:rPr>
+          <m:t>,</m:t>
+        </m:r>
+        <m:r>
+          <m:t>0</m:t>
+        </m:r>
+        <m:r>
+          <m:rPr>
+            <m:sty m:val="p"/>
+          </m:rPr>
+          <m:t>,</m:t>
+        </m:r>
+        <m:r>
+          <m:t>0</m:t>
+        </m:r>
+        <m:r>
+          <m:rPr>
+            <m:sty m:val="p"/>
+          </m:rPr>
+          <m:t>)</m:t>
+        </m:r>
+        <m:r>
+          <m:rPr>
+            <m:sty m:val="p"/>
+          </m:rPr>
+          <m:t>(</m:t>
+        </m:r>
+        <m:r>
+          <m:t>0</m:t>
+        </m:r>
+        <m:r>
+          <m:rPr>
+            <m:sty m:val="p"/>
+          </m:rPr>
+          <m:t>,</m:t>
+        </m:r>
+        <m:r>
+          <m:t>1</m:t>
+        </m:r>
+        <m:r>
+          <m:rPr>
+            <m:sty m:val="p"/>
+          </m:rPr>
+          <m:t>,</m:t>
+        </m:r>
+        <m:r>
+          <m:t>1</m:t>
+        </m:r>
+        <m:sSub>
+          <m:e>
+            <m:r>
+              <m:rPr>
+                <m:sty m:val="p"/>
+              </m:rPr>
+              <m:t>)</m:t>
+            </m:r>
+          </m:e>
+          <m:sub>
+            <m:r>
+              <m:t>12</m:t>
+            </m:r>
+          </m:sub>
+        </m:sSub>
+      </m:oMath>
+      <w:r>
+        <w:t xml:space="preserve">,</w:t>
+      </w:r>
+      <w:r>
+        <w:t xml:space="preserve"> </w:t>
+      </w:r>
+      <m:oMath>
+        <m:r>
+          <m:rPr>
+            <m:sty m:val="p"/>
+          </m:rPr>
+          <m:t>(</m:t>
+        </m:r>
+        <m:r>
+          <m:t>1</m:t>
+        </m:r>
+        <m:r>
+          <m:rPr>
+            <m:sty m:val="p"/>
+          </m:rPr>
+          <m:t>,</m:t>
+        </m:r>
+        <m:r>
+          <m:t>0</m:t>
+        </m:r>
+        <m:r>
+          <m:rPr>
+            <m:sty m:val="p"/>
+          </m:rPr>
+          <m:t>,</m:t>
+        </m:r>
+        <m:r>
+          <m:t>1</m:t>
+        </m:r>
+        <m:r>
+          <m:rPr>
+            <m:sty m:val="p"/>
+          </m:rPr>
+          <m:t>)</m:t>
+        </m:r>
+        <m:r>
+          <m:rPr>
+            <m:sty m:val="p"/>
+          </m:rPr>
+          <m:t>(</m:t>
+        </m:r>
+        <m:r>
+          <m:t>0</m:t>
+        </m:r>
+        <m:r>
+          <m:rPr>
+            <m:sty m:val="p"/>
+          </m:rPr>
+          <m:t>,</m:t>
+        </m:r>
+        <m:r>
+          <m:t>1</m:t>
+        </m:r>
+        <m:r>
+          <m:rPr>
+            <m:sty m:val="p"/>
+          </m:rPr>
+          <m:t>,</m:t>
+        </m:r>
+        <m:r>
+          <m:t>1</m:t>
+        </m:r>
+        <m:sSub>
+          <m:e>
+            <m:r>
+              <m:rPr>
+                <m:sty m:val="p"/>
+              </m:rPr>
+              <m:t>)</m:t>
+            </m:r>
+          </m:e>
+          <m:sub>
+            <m:r>
+              <m:t>12</m:t>
+            </m:r>
+          </m:sub>
+        </m:sSub>
+      </m:oMath>
+      <w:r>
+        <w:t xml:space="preserve">,</w:t>
+      </w:r>
+      <w:r>
+        <w:t xml:space="preserve"> </w:t>
+      </w:r>
+      <m:oMath>
+        <m:r>
+          <m:rPr>
+            <m:sty m:val="p"/>
+          </m:rPr>
+          <m:t>(</m:t>
+        </m:r>
+        <m:r>
+          <m:t>1</m:t>
+        </m:r>
+        <m:r>
+          <m:rPr>
+            <m:sty m:val="p"/>
+          </m:rPr>
+          <m:t>,</m:t>
+        </m:r>
+        <m:r>
+          <m:t>0</m:t>
+        </m:r>
+        <m:r>
+          <m:rPr>
+            <m:sty m:val="p"/>
+          </m:rPr>
+          <m:t>,</m:t>
+        </m:r>
+        <m:r>
+          <m:t>0</m:t>
+        </m:r>
+        <m:r>
+          <m:rPr>
+            <m:sty m:val="p"/>
+          </m:rPr>
+          <m:t>)</m:t>
+        </m:r>
+        <m:r>
+          <m:rPr>
+            <m:sty m:val="p"/>
+          </m:rPr>
+          <m:t>(</m:t>
+        </m:r>
+        <m:r>
+          <m:t>1</m:t>
+        </m:r>
+        <m:r>
+          <m:rPr>
+            <m:sty m:val="p"/>
+          </m:rPr>
+          <m:t>,</m:t>
+        </m:r>
+        <m:r>
+          <m:t>1</m:t>
+        </m:r>
+        <m:r>
+          <m:rPr>
+            <m:sty m:val="p"/>
+          </m:rPr>
+          <m:t>,</m:t>
+        </m:r>
+        <m:r>
+          <m:t>1</m:t>
+        </m:r>
+        <m:sSub>
+          <m:e>
+            <m:r>
+              <m:rPr>
+                <m:sty m:val="p"/>
+              </m:rPr>
+              <m:t>)</m:t>
+            </m:r>
+          </m:e>
+          <m:sub>
+            <m:r>
+              <m:t>12</m:t>
+            </m:r>
+          </m:sub>
+        </m:sSub>
+      </m:oMath>
+      <w:r>
+        <w:t xml:space="preserve">,</w:t>
+      </w:r>
+      <w:r>
+        <w:t xml:space="preserve"> </w:t>
+      </w:r>
+      <m:oMath>
+        <m:r>
+          <m:rPr>
+            <m:sty m:val="p"/>
+          </m:rPr>
+          <m:t>(</m:t>
+        </m:r>
+        <m:r>
+          <m:t>1</m:t>
+        </m:r>
+        <m:r>
+          <m:rPr>
+            <m:sty m:val="p"/>
+          </m:rPr>
+          <m:t>,</m:t>
+        </m:r>
+        <m:r>
+          <m:t>0</m:t>
+        </m:r>
+        <m:r>
+          <m:rPr>
+            <m:sty m:val="p"/>
+          </m:rPr>
+          <m:t>,</m:t>
+        </m:r>
+        <m:r>
+          <m:t>0</m:t>
+        </m:r>
+        <m:r>
+          <m:rPr>
+            <m:sty m:val="p"/>
+          </m:rPr>
+          <m:t>)</m:t>
+        </m:r>
+        <m:r>
+          <m:rPr>
+            <m:sty m:val="p"/>
+          </m:rPr>
+          <m:t>(</m:t>
+        </m:r>
+        <m:r>
+          <m:t>2</m:t>
+        </m:r>
+        <m:r>
+          <m:rPr>
+            <m:sty m:val="p"/>
+          </m:rPr>
+          <m:t>,</m:t>
+        </m:r>
+        <m:r>
+          <m:t>1</m:t>
+        </m:r>
+        <m:r>
+          <m:rPr>
+            <m:sty m:val="p"/>
+          </m:rPr>
+          <m:t>,</m:t>
+        </m:r>
+        <m:r>
+          <m:t>1</m:t>
+        </m:r>
+        <m:sSub>
+          <m:e>
+            <m:r>
+              <m:rPr>
+                <m:sty m:val="p"/>
+              </m:rPr>
+              <m:t>)</m:t>
+            </m:r>
+          </m:e>
+          <m:sub>
+            <m:r>
+              <m:t>12</m:t>
+            </m:r>
+          </m:sub>
+        </m:sSub>
+      </m:oMath>
+      <w:r>
+        <w:t xml:space="preserve">, and</w:t>
+      </w:r>
+      <w:r>
+        <w:t xml:space="preserve"> </w:t>
+      </w:r>
+      <m:oMath>
+        <m:r>
+          <m:rPr>
+            <m:sty m:val="p"/>
+          </m:rPr>
+          <m:t>(</m:t>
+        </m:r>
+        <m:r>
+          <m:t>0</m:t>
+        </m:r>
+        <m:r>
+          <m:rPr>
+            <m:sty m:val="p"/>
+          </m:rPr>
+          <m:t>,</m:t>
+        </m:r>
+        <m:r>
+          <m:t>0</m:t>
+        </m:r>
+        <m:r>
+          <m:rPr>
+            <m:sty m:val="p"/>
+          </m:rPr>
+          <m:t>,</m:t>
+        </m:r>
+        <m:r>
+          <m:t>2</m:t>
+        </m:r>
+        <m:r>
+          <m:rPr>
+            <m:sty m:val="p"/>
+          </m:rPr>
+          <m:t>)</m:t>
+        </m:r>
+        <m:r>
+          <m:rPr>
+            <m:sty m:val="p"/>
+          </m:rPr>
+          <m:t>(</m:t>
+        </m:r>
+        <m:r>
+          <m:t>2</m:t>
+        </m:r>
+        <m:r>
+          <m:rPr>
+            <m:sty m:val="p"/>
+          </m:rPr>
+          <m:t>,</m:t>
+        </m:r>
+        <m:r>
+          <m:t>1</m:t>
+        </m:r>
+        <m:r>
+          <m:rPr>
+            <m:sty m:val="p"/>
+          </m:rPr>
+          <m:t>,</m:t>
+        </m:r>
+        <m:r>
+          <m:t>1</m:t>
+        </m:r>
+        <m:sSub>
+          <m:e>
+            <m:r>
+              <m:rPr>
+                <m:sty m:val="p"/>
+              </m:rPr>
+              <m:t>)</m:t>
+            </m:r>
+          </m:e>
+          <m:sub>
+            <m:r>
+              <m:t>12</m:t>
+            </m:r>
+          </m:sub>
+        </m:sSub>
+      </m:oMath>
+      <w:r>
+        <w:t xml:space="preserve">. Each would be fitted explicitly with</w:t>
+      </w:r>
+      <w:r>
+        <w:t xml:space="preserve"> </w:t>
+      </w:r>
+      <w:r>
+        <w:rPr>
+          <w:rStyle w:val="VerbatimChar"/>
+        </w:rPr>
+        <w:t xml:space="preserve">forecast::Arima()</w:t>
+      </w:r>
+      <w:r>
+        <w:t xml:space="preserve"> </w:t>
+      </w:r>
+      <w:r>
+        <w:t xml:space="preserve">under the same response scale,</w:t>
+      </w:r>
+      <w:r>
+        <w:t xml:space="preserve"> </w:t>
+      </w:r>
+      <m:oMath>
+        <m:r>
+          <m:t>d</m:t>
+        </m:r>
+      </m:oMath>
+      <w:r>
+        <w:t xml:space="preserve">,</w:t>
+      </w:r>
+      <w:r>
+        <w:t xml:space="preserve"> </w:t>
+      </w:r>
+      <m:oMath>
+        <m:r>
+          <m:t>D</m:t>
+        </m:r>
+      </m:oMath>
+      <w:r>
+        <w:t xml:space="preserve">, period 12, no mean or drift, and CSS–ML estimation. Candidates would be ranked by training AICc; the lowest-AICc candidate would be accepted only if its response residuals passed a lag-24 Ljung–Box test at 5% with fitted degrees of freedom and its point forecasts were non-negative. A failed residual gate would trigger the next AICc-ranked candidate rather than an automated search. The accepted order would then be locked before the 2021–2025 holdout and re-estimated on all 300 observations for the 2026 forecast. Coefficients would be likelihood estimates rather than values chosen by hand.</w:t>
+      </w:r>
+    </w:p>
+    <w:p>
+      <w:pPr>
+        <w:pStyle w:val="BodyText"/>
+      </w:pPr>
+      <w:r>
         <w:t xml:space="preserve">Response residuals would be assessed over time, by ACF, and with a lag-24 Ljung–Box test using fitted degrees of freedom</w:t>
       </w:r>
       <w:r>
         <w:t xml:space="preserve"> </w:t>
       </w:r>
       <w:r>
-        <w:t xml:space="preserve">[4]</w:t>
+        <w:t xml:space="preserve">(Hyndman, n.d.)</w:t>
       </w:r>
       <w:r>
         <w:t xml:space="preserve">. Material residual autocorrelation would trigger a loop back to model identification. Training and test performance would be reported consistently using ME, MSE, RMSE, MAE, MPE, and MAPE, together with each test-minus-training difference. RMSE would remain primary and MAE secondary; ME and MPE would be interpreted by closeness to zero and sign.</w:t>
       </w:r>
     </w:p>
     <w:bookmarkEnd w:id="22"/>
-    <w:bookmarkStart w:id="29" w:name="data-analysis"/>
+    <w:bookmarkStart w:id="32" w:name="data-analysis-results-and-discussion"/>
     <w:p>
       <w:pPr>
         <w:pStyle w:val="Heading1"/>
       </w:pPr>
       <w:r>
-        <w:t xml:space="preserve">Data Analysis</w:t>
+        <w:t xml:space="preserve">Data Analysis (Results and Discussion)</w:t>
       </w:r>
     </w:p>
     <w:p>
@@ -466,14 +1049,20 @@
           <w:b/>
           <w:bCs/>
         </w:rPr>
-        <w:t xml:space="preserve">Training evidence and model identification—</w:t>
-      </w:r>
-      <w:r>
-        <w:t xml:space="preserve">The 2001–2020 time plot and STL decomposition showed a strong recurring annual pattern, approximately stable seasonal amplitude, and comparatively modest long-term movement. Training-only diagnostics recommended no ordinary difference (</w:t>
+        <w:t xml:space="preserve">Step 1 - set the seasonal period and transformation.</w:t>
+      </w:r>
+      <w:r>
+        <w:t xml:space="preserve"> </w:t>
+      </w:r>
+      <w:r>
+        <w:t xml:space="preserve">Monthly observations imply</w:t>
+      </w:r>
+      <w:r>
+        <w:t xml:space="preserve"> </w:t>
       </w:r>
       <m:oMath>
         <m:r>
-          <m:t>d</m:t>
+          <m:t>m</m:t>
         </m:r>
         <m:r>
           <m:rPr>
@@ -482,15 +1071,18 @@
           <m:t>=</m:t>
         </m:r>
         <m:r>
-          <m:t>0</m:t>
+          <m:t>12</m:t>
         </m:r>
       </m:oMath>
       <w:r>
-        <w:t xml:space="preserve">) and one seasonal difference (</w:t>
+        <w:t xml:space="preserve">. The training plot showed a recurring annual pattern with broadly stable absolute amplitude. The correlation between each training year’s mean and standard deviation was only 0.261. Although Guerrero’s diagnostic gave a Box–Cox estimate of</w:t>
+      </w:r>
+      <w:r>
+        <w:t xml:space="preserve"> </w:t>
       </w:r>
       <m:oMath>
         <m:r>
-          <m:t>D</m:t>
+          <m:t>λ</m:t>
         </m:r>
         <m:r>
           <m:rPr>
@@ -499,57 +1091,17 @@
           <m:t>=</m:t>
         </m:r>
         <m:r>
-          <m:t>1</m:t>
+          <m:rPr>
+            <m:sty m:val="p"/>
+          </m:rPr>
+          <m:t>−</m:t>
+        </m:r>
+        <m:r>
+          <m:t>0.622</m:t>
         </m:r>
       </m:oMath>
       <w:r>
-        <w:t xml:space="preserve">):</w:t>
-      </w:r>
-      <w:r>
-        <w:t xml:space="preserve"> </w:t>
-      </w:r>
-      <m:oMath>
-        <m:r>
-          <m:t>d</m:t>
-        </m:r>
-        <m:r>
-          <m:rPr>
-            <m:sty m:val="p"/>
-          </m:rPr>
-          <m:t>=</m:t>
-        </m:r>
-        <m:r>
-          <m:t>0</m:t>
-        </m:r>
-      </m:oMath>
-      <w:r>
-        <w:t xml:space="preserve"> </w:t>
-      </w:r>
-      <w:r>
-        <w:t xml:space="preserve">preserved level information when ordinary differencing was unnecessary, while</w:t>
-      </w:r>
-      <w:r>
-        <w:t xml:space="preserve"> </w:t>
-      </w:r>
-      <m:oMath>
-        <m:r>
-          <m:t>D</m:t>
-        </m:r>
-        <m:r>
-          <m:rPr>
-            <m:sty m:val="p"/>
-          </m:rPr>
-          <m:t>=</m:t>
-        </m:r>
-        <m:r>
-          <m:t>1</m:t>
-        </m:r>
-      </m:oMath>
-      <w:r>
-        <w:t xml:space="preserve"> </w:t>
-      </w:r>
-      <w:r>
-        <w:t xml:space="preserve">removed the supported annual non-stationarity at lag 12. The response scale was retained because seasonal amplitude was broadly stable in absolute units and a transformation was not sufficiently supported. This evidence established differencing and transformation before order selection.</w:t>
+        <w:t xml:space="preserve">, the visual and mean–spread evidence did not show variance increasing clearly with level. The response scale was therefore retained so forecasts remain directly interpretable in kWh/m²/day.</w:t>
       </w:r>
     </w:p>
     <w:p>
@@ -561,12 +1113,12 @@
           <wp:inline>
             <wp:extent cx="2926080" cy="2560320"/>
             <wp:effectExtent b="0" l="0" r="0" t="0"/>
-            <wp:docPr descr="Training-only time series and STL components used for model identification." title="" id="24" name="Picture"/>
+            <wp:docPr descr="Training series, seasonal difference, ACF, and PACF used for manual SARIMA identification." title="" id="24" name="Picture"/>
             <a:graphic>
               <a:graphicData uri="http://schemas.openxmlformats.org/drawingml/2006/picture">
                 <pic:pic>
                   <pic:nvPicPr>
-                    <pic:cNvPr descr="../analysis_outputs/nasa/figures/nasa_training_identification.png" id="25" name="Picture"/>
+                    <pic:cNvPr descr="../analysis_outputs/nasa/manual_sarima/figures/nasa_sarima_manual_identification.png" id="25" name="Picture"/>
                     <pic:cNvPicPr>
                       <a:picLocks noChangeArrowheads="1" noChangeAspect="1"/>
                     </pic:cNvPicPr>
@@ -604,7 +1156,7 @@
         <w:pStyle w:val="ImageCaption"/>
       </w:pPr>
       <w:r>
-        <w:t xml:space="preserve">Training-only time series and STL components used for model identification.</w:t>
+        <w:t xml:space="preserve">Training series, seasonal difference, ACF, and PACF used for manual SARIMA identification.</w:t>
       </w:r>
     </w:p>
     <w:p>
@@ -617,16 +1169,964 @@
         <w:pStyle w:val="BodyText"/>
       </w:pPr>
       <w:r>
-        <w:t xml:space="preserve">The exhaustive exact-likelihood search compared admissible seasonal orders by AICc and selected ARIMA</w:t>
+        <w:rPr>
+          <w:b/>
+          <w:bCs/>
+        </w:rPr>
+        <w:t xml:space="preserve">Step 2 - choose</w:t>
+      </w:r>
+      <w:r>
+        <w:rPr>
+          <w:b/>
+          <w:bCs/>
+        </w:rPr>
+        <w:t xml:space="preserve"> </w:t>
       </w:r>
       <m:oMath>
         <m:r>
+          <m:t>D</m:t>
+        </m:r>
+      </m:oMath>
+      <w:r>
+        <w:rPr>
+          <w:b/>
+          <w:bCs/>
+        </w:rPr>
+        <w:t xml:space="preserve"> </w:t>
+      </w:r>
+      <w:r>
+        <w:rPr>
+          <w:b/>
+          <w:bCs/>
+        </w:rPr>
+        <w:t xml:space="preserve">and</w:t>
+      </w:r>
+      <w:r>
+        <w:rPr>
+          <w:b/>
+          <w:bCs/>
+        </w:rPr>
+        <w:t xml:space="preserve"> </w:t>
+      </w:r>
+      <m:oMath>
+        <m:r>
+          <m:t>d</m:t>
+        </m:r>
+      </m:oMath>
+      <w:r>
+        <w:rPr>
+          <w:b/>
+          <w:bCs/>
+        </w:rPr>
+        <w:t xml:space="preserve">.</w:t>
+      </w:r>
+      <w:r>
+        <w:t xml:space="preserve"> </w:t>
+      </w:r>
+      <w:r>
+        <w:t xml:space="preserve">The original ACF remained high at annual multiples (lag 12 = 0.521, lag 24 = 0.456, and lag 36 = 0.486), supporting one seasonal difference. The seasonal-strength check also returned</w:t>
+      </w:r>
+      <w:r>
+        <w:t xml:space="preserve"> </w:t>
+      </w:r>
+      <w:r>
+        <w:rPr>
+          <w:rStyle w:val="VerbatimChar"/>
+        </w:rPr>
+        <w:t xml:space="preserve">nsdiffs = 1</w:t>
+      </w:r>
+      <w:r>
+        <w:t xml:space="preserve">, so</w:t>
+      </w:r>
+      <w:r>
+        <w:t xml:space="preserve"> </w:t>
+      </w:r>
+      <m:oMath>
+        <m:r>
+          <m:t>D</m:t>
+        </m:r>
+        <m:r>
+          <m:rPr>
+            <m:sty m:val="p"/>
+          </m:rPr>
+          <m:t>=</m:t>
+        </m:r>
+        <m:r>
+          <m:t>1</m:t>
+        </m:r>
+      </m:oMath>
+      <w:r>
+        <w:t xml:space="preserve">. After applying</w:t>
+      </w:r>
+      <w:r>
+        <w:t xml:space="preserve"> </w:t>
+      </w:r>
+      <m:oMath>
+        <m:sSub>
+          <m:e>
+            <m:r>
+              <m:t>y</m:t>
+            </m:r>
+          </m:e>
+          <m:sub>
+            <m:r>
+              <m:t>t</m:t>
+            </m:r>
+          </m:sub>
+        </m:sSub>
+        <m:r>
+          <m:rPr>
+            <m:sty m:val="p"/>
+          </m:rPr>
+          <m:t>−</m:t>
+        </m:r>
+        <m:sSub>
+          <m:e>
+            <m:r>
+              <m:t>y</m:t>
+            </m:r>
+          </m:e>
+          <m:sub>
+            <m:r>
+              <m:t>t</m:t>
+            </m:r>
+            <m:r>
+              <m:rPr>
+                <m:sty m:val="p"/>
+              </m:rPr>
+              <m:t>−</m:t>
+            </m:r>
+            <m:r>
+              <m:t>12</m:t>
+            </m:r>
+          </m:sub>
+        </m:sSub>
+      </m:oMath>
+      <w:r>
+        <w:t xml:space="preserve">, the series fluctuated around a stable level; the KPSS supporting check returned</w:t>
+      </w:r>
+      <w:r>
+        <w:t xml:space="preserve"> </w:t>
+      </w:r>
+      <w:r>
+        <w:rPr>
+          <w:rStyle w:val="VerbatimChar"/>
+        </w:rPr>
+        <w:t xml:space="preserve">ndiffs = 0</w:t>
+      </w:r>
+      <w:r>
+        <w:t xml:space="preserve">. Thus</w:t>
+      </w:r>
+      <w:r>
+        <w:t xml:space="preserve"> </w:t>
+      </w:r>
+      <m:oMath>
+        <m:r>
+          <m:t>d</m:t>
+        </m:r>
+        <m:r>
+          <m:rPr>
+            <m:sty m:val="p"/>
+          </m:rPr>
+          <m:t>=</m:t>
+        </m:r>
+        <m:r>
+          <m:t>0</m:t>
+        </m:r>
+      </m:oMath>
+      <w:r>
+        <w:t xml:space="preserve">, avoiding an unnecessary ordinary difference.</w:t>
+      </w:r>
+    </w:p>
+    <w:p>
+      <w:pPr>
+        <w:pStyle w:val="BodyText"/>
+      </w:pPr>
+      <w:r>
+        <w:rPr>
+          <w:b/>
+          <w:bCs/>
+        </w:rPr>
+        <w:t xml:space="preserve">Step 3 - propose</w:t>
+      </w:r>
+      <w:r>
+        <w:rPr>
+          <w:b/>
+          <w:bCs/>
+        </w:rPr>
+        <w:t xml:space="preserve"> </w:t>
+      </w:r>
+      <m:oMath>
+        <m:r>
+          <m:t>p</m:t>
+        </m:r>
+      </m:oMath>
+      <w:r>
+        <w:rPr>
+          <w:b/>
+          <w:bCs/>
+        </w:rPr>
+        <w:t xml:space="preserve">,</w:t>
+      </w:r>
+      <w:r>
+        <w:rPr>
+          <w:b/>
+          <w:bCs/>
+        </w:rPr>
+        <w:t xml:space="preserve"> </w:t>
+      </w:r>
+      <m:oMath>
+        <m:r>
+          <m:t>q</m:t>
+        </m:r>
+      </m:oMath>
+      <w:r>
+        <w:rPr>
+          <w:b/>
+          <w:bCs/>
+        </w:rPr>
+        <w:t xml:space="preserve">,</w:t>
+      </w:r>
+      <w:r>
+        <w:rPr>
+          <w:b/>
+          <w:bCs/>
+        </w:rPr>
+        <w:t xml:space="preserve"> </w:t>
+      </w:r>
+      <m:oMath>
+        <m:r>
+          <m:t>P</m:t>
+        </m:r>
+      </m:oMath>
+      <w:r>
+        <w:rPr>
+          <w:b/>
+          <w:bCs/>
+        </w:rPr>
+        <w:t xml:space="preserve">, and</w:t>
+      </w:r>
+      <w:r>
+        <w:rPr>
+          <w:b/>
+          <w:bCs/>
+        </w:rPr>
+        <w:t xml:space="preserve"> </w:t>
+      </w:r>
+      <m:oMath>
+        <m:r>
+          <m:t>Q</m:t>
+        </m:r>
+      </m:oMath>
+      <w:r>
+        <w:rPr>
+          <w:b/>
+          <w:bCs/>
+        </w:rPr>
+        <w:t xml:space="preserve">.</w:t>
+      </w:r>
+      <w:r>
+        <w:t xml:space="preserve"> </w:t>
+      </w:r>
+      <w:r>
+        <w:t xml:space="preserve">For the seasonally differenced series, the approximate 95% bound was</w:t>
+      </w:r>
+      <w:r>
+        <w:t xml:space="preserve"> </w:t>
+      </w:r>
+      <m:oMath>
+        <m:r>
+          <m:rPr>
+            <m:sty m:val="p"/>
+          </m:rPr>
+          <m:t>±</m:t>
+        </m:r>
+        <m:r>
+          <m:t>0.130</m:t>
+        </m:r>
+      </m:oMath>
+      <w:r>
+        <w:t xml:space="preserve">. At ordinary lag 1, ACF and PACF were both 0.211, so AR(1), MA(1), and nearby order-2 alternatives were retained. At seasonal lag 12, ACF was -0.445 and then fell to -0.116 at lag 24, favouring</w:t>
+      </w:r>
+      <w:r>
+        <w:t xml:space="preserve"> </w:t>
+      </w:r>
+      <m:oMath>
+        <m:r>
+          <m:t>Q</m:t>
+        </m:r>
+        <m:r>
+          <m:rPr>
+            <m:sty m:val="p"/>
+          </m:rPr>
+          <m:t>=</m:t>
+        </m:r>
+        <m:r>
+          <m:t>1</m:t>
+        </m:r>
+      </m:oMath>
+      <w:r>
+        <w:t xml:space="preserve">. PACF spikes at lags 12 and 24 justified sensitivity candidates with</w:t>
+      </w:r>
+      <w:r>
+        <w:t xml:space="preserve"> </w:t>
+      </w:r>
+      <m:oMath>
+        <m:r>
+          <m:t>P</m:t>
+        </m:r>
+        <m:r>
+          <m:rPr>
+            <m:sty m:val="p"/>
+          </m:rPr>
+          <m:t>=</m:t>
+        </m:r>
+        <m:r>
+          <m:t>1</m:t>
+        </m:r>
+      </m:oMath>
+      <w:r>
+        <w:t xml:space="preserve"> </w:t>
+      </w:r>
+      <w:r>
+        <w:t xml:space="preserve">and</w:t>
+      </w:r>
+      <w:r>
+        <w:t xml:space="preserve"> </w:t>
+      </w:r>
+      <m:oMath>
+        <m:r>
+          <m:t>P</m:t>
+        </m:r>
+        <m:r>
+          <m:rPr>
+            <m:sty m:val="p"/>
+          </m:rPr>
+          <m:t>=</m:t>
+        </m:r>
+        <m:r>
+          <m:t>2</m:t>
+        </m:r>
+      </m:oMath>
+      <w:r>
+        <w:t xml:space="preserve">. This inspection produced eight explicit candidates rather than an automated search.</w:t>
+      </w:r>
+    </w:p>
+    <w:tbl>
+      <w:tblPr>
+        <w:tblStyle w:val="Table"/>
+        <w:tblW w:type="auto" w:w="0"/>
+        <w:tblLook w:firstRow="1" w:lastRow="0" w:firstColumn="0" w:lastColumn="0" w:noHBand="0" w:noVBand="0" w:val="0020"/>
+      </w:tblPr>
+      <w:tblGrid>
+        <w:gridCol w:w="1980"/>
+        <w:gridCol w:w="1980"/>
+        <w:gridCol w:w="1980"/>
+        <w:gridCol w:w="1980"/>
+      </w:tblGrid>
+      <w:tr>
+        <w:trPr>
+          <w:tblHeader w:val="on"/>
+        </w:trPr>
+        <w:tc>
+          <w:tcPr/>
+          <w:p>
+            <w:pPr>
+              <w:pStyle w:val="Compact"/>
+            </w:pPr>
+            <w:r>
+              <w:t xml:space="preserve">Candidate</w:t>
+            </w:r>
+          </w:p>
+        </w:tc>
+        <w:tc>
+          <w:tcPr/>
+          <w:p>
+            <w:pPr>
+              <w:pStyle w:val="Compact"/>
+              <w:jc w:val="right"/>
+            </w:pPr>
+            <w:r>
+              <w:t xml:space="preserve">AICc</w:t>
+            </w:r>
+          </w:p>
+        </w:tc>
+        <w:tc>
+          <w:tcPr/>
+          <w:p>
+            <w:pPr>
+              <w:pStyle w:val="Compact"/>
+              <w:jc w:val="right"/>
+            </w:pPr>
+            <m:oMath>
+              <m:r>
+                <m:t>Q</m:t>
+              </m:r>
+              <m:r>
+                <m:rPr>
+                  <m:sty m:val="p"/>
+                </m:rPr>
+                <m:t>(</m:t>
+              </m:r>
+              <m:r>
+                <m:t>24</m:t>
+              </m:r>
+              <m:r>
+                <m:rPr>
+                  <m:sty m:val="p"/>
+                </m:rPr>
+                <m:t>)</m:t>
+              </m:r>
+            </m:oMath>
+            <w:r>
+              <w:t xml:space="preserve"> </w:t>
+            </w:r>
+            <m:oMath>
+              <m:r>
+                <m:t>p</m:t>
+              </m:r>
+            </m:oMath>
+          </w:p>
+        </w:tc>
+        <w:tc>
+          <w:tcPr/>
+          <w:p>
+            <w:pPr>
+              <w:pStyle w:val="Compact"/>
+            </w:pPr>
+            <w:r>
+              <w:t xml:space="preserve">Decision</w:t>
+            </w:r>
+          </w:p>
+        </w:tc>
+      </w:tr>
+      <w:tr>
+        <w:tc>
+          <w:tcPr/>
+          <w:p>
+            <w:pPr>
+              <w:pStyle w:val="Compact"/>
+            </w:pPr>
+            <w:r>
+              <w:t xml:space="preserve">(1,0,0)(0,1,1)</w:t>
+            </w:r>
+            <w:r>
+              <w:rPr>
+                <w:vertAlign w:val="subscript"/>
+              </w:rPr>
+              <w:t xml:space="preserve">12</w:t>
+            </w:r>
+          </w:p>
+        </w:tc>
+        <w:tc>
+          <w:tcPr/>
+          <w:p>
+            <w:pPr>
+              <w:pStyle w:val="Compact"/>
+              <w:jc w:val="right"/>
+            </w:pPr>
+            <w:r>
+              <w:t xml:space="preserve">102.270</w:t>
+            </w:r>
+          </w:p>
+        </w:tc>
+        <w:tc>
+          <w:tcPr/>
+          <w:p>
+            <w:pPr>
+              <w:pStyle w:val="Compact"/>
+              <w:jc w:val="right"/>
+            </w:pPr>
+            <w:r>
+              <w:t xml:space="preserve">0.105</w:t>
+            </w:r>
+          </w:p>
+        </w:tc>
+        <w:tc>
+          <w:tcPr/>
+          <w:p>
+            <w:pPr>
+              <w:pStyle w:val="Compact"/>
+            </w:pPr>
+            <w:r>
+              <w:t xml:space="preserve">Selected</w:t>
+            </w:r>
+          </w:p>
+        </w:tc>
+      </w:tr>
+      <w:tr>
+        <w:tc>
+          <w:tcPr/>
+          <w:p>
+            <w:pPr>
+              <w:pStyle w:val="Compact"/>
+            </w:pPr>
+            <w:r>
+              <w:t xml:space="preserve">(0,0,1)(0,1,1)</w:t>
+            </w:r>
+            <w:r>
+              <w:rPr>
+                <w:vertAlign w:val="subscript"/>
+              </w:rPr>
+              <w:t xml:space="preserve">12</w:t>
+            </w:r>
+          </w:p>
+        </w:tc>
+        <w:tc>
+          <w:tcPr/>
+          <w:p>
+            <w:pPr>
+              <w:pStyle w:val="Compact"/>
+              <w:jc w:val="right"/>
+            </w:pPr>
+            <w:r>
+              <w:t xml:space="preserve">103.192</w:t>
+            </w:r>
+          </w:p>
+        </w:tc>
+        <w:tc>
+          <w:tcPr/>
+          <w:p>
+            <w:pPr>
+              <w:pStyle w:val="Compact"/>
+              <w:jc w:val="right"/>
+            </w:pPr>
+            <w:r>
+              <w:t xml:space="preserve">0.153</w:t>
+            </w:r>
+          </w:p>
+        </w:tc>
+        <w:tc>
+          <w:tcPr/>
+          <w:p>
+            <w:pPr>
+              <w:pStyle w:val="Compact"/>
+            </w:pPr>
+            <w:r>
+              <w:t xml:space="preserve">Eligible</w:t>
+            </w:r>
+          </w:p>
+        </w:tc>
+      </w:tr>
+      <w:tr>
+        <w:tc>
+          <w:tcPr/>
+          <w:p>
+            <w:pPr>
+              <w:pStyle w:val="Compact"/>
+            </w:pPr>
+            <w:r>
+              <w:t xml:space="preserve">(1,0,0)(2,1,1)</w:t>
+            </w:r>
+            <w:r>
+              <w:rPr>
+                <w:vertAlign w:val="subscript"/>
+              </w:rPr>
+              <w:t xml:space="preserve">12</w:t>
+            </w:r>
+          </w:p>
+        </w:tc>
+        <w:tc>
+          <w:tcPr/>
+          <w:p>
+            <w:pPr>
+              <w:pStyle w:val="Compact"/>
+              <w:jc w:val="right"/>
+            </w:pPr>
+            <w:r>
+              <w:t xml:space="preserve">103.839</w:t>
+            </w:r>
+          </w:p>
+        </w:tc>
+        <w:tc>
+          <w:tcPr/>
+          <w:p>
+            <w:pPr>
+              <w:pStyle w:val="Compact"/>
+              <w:jc w:val="right"/>
+            </w:pPr>
+            <w:r>
+              <w:t xml:space="preserve">0.346</w:t>
+            </w:r>
+          </w:p>
+        </w:tc>
+        <w:tc>
+          <w:tcPr/>
+          <w:p>
+            <w:pPr>
+              <w:pStyle w:val="Compact"/>
+            </w:pPr>
+            <w:r>
+              <w:t xml:space="preserve">Eligible</w:t>
+            </w:r>
+          </w:p>
+        </w:tc>
+      </w:tr>
+      <w:tr>
+        <w:tc>
+          <w:tcPr/>
+          <w:p>
+            <w:pPr>
+              <w:pStyle w:val="Compact"/>
+            </w:pPr>
+            <w:r>
+              <w:t xml:space="preserve">(0,0,2)(0,1,1)</w:t>
+            </w:r>
+            <w:r>
+              <w:rPr>
+                <w:vertAlign w:val="subscript"/>
+              </w:rPr>
+              <w:t xml:space="preserve">12</w:t>
+            </w:r>
+          </w:p>
+        </w:tc>
+        <w:tc>
+          <w:tcPr/>
+          <w:p>
+            <w:pPr>
+              <w:pStyle w:val="Compact"/>
+              <w:jc w:val="right"/>
+            </w:pPr>
+            <w:r>
+              <w:t xml:space="preserve">103.922</w:t>
+            </w:r>
+          </w:p>
+        </w:tc>
+        <w:tc>
+          <w:tcPr/>
+          <w:p>
+            <w:pPr>
+              <w:pStyle w:val="Compact"/>
+              <w:jc w:val="right"/>
+            </w:pPr>
+            <w:r>
+              <w:t xml:space="preserve">0.046</w:t>
+            </w:r>
+          </w:p>
+        </w:tc>
+        <w:tc>
+          <w:tcPr/>
+          <w:p>
+            <w:pPr>
+              <w:pStyle w:val="Compact"/>
+            </w:pPr>
+            <w:r>
+              <w:t xml:space="preserve">Rejected</w:t>
+            </w:r>
+          </w:p>
+        </w:tc>
+      </w:tr>
+      <w:tr>
+        <w:tc>
+          <w:tcPr/>
+          <w:p>
+            <w:pPr>
+              <w:pStyle w:val="Compact"/>
+            </w:pPr>
+            <w:r>
+              <w:t xml:space="preserve">(1,0,0)(1,1,1)</w:t>
+            </w:r>
+            <w:r>
+              <w:rPr>
+                <w:vertAlign w:val="subscript"/>
+              </w:rPr>
+              <w:t xml:space="preserve">12</w:t>
+            </w:r>
+          </w:p>
+        </w:tc>
+        <w:tc>
+          <w:tcPr/>
+          <w:p>
+            <w:pPr>
+              <w:pStyle w:val="Compact"/>
+              <w:jc w:val="right"/>
+            </w:pPr>
+            <w:r>
+              <w:t xml:space="preserve">104.074</w:t>
+            </w:r>
+          </w:p>
+        </w:tc>
+        <w:tc>
+          <w:tcPr/>
+          <w:p>
+            <w:pPr>
+              <w:pStyle w:val="Compact"/>
+              <w:jc w:val="right"/>
+            </w:pPr>
+            <w:r>
+              <w:t xml:space="preserve">0.084</w:t>
+            </w:r>
+          </w:p>
+        </w:tc>
+        <w:tc>
+          <w:tcPr/>
+          <w:p>
+            <w:pPr>
+              <w:pStyle w:val="Compact"/>
+            </w:pPr>
+            <w:r>
+              <w:t xml:space="preserve">Eligible</w:t>
+            </w:r>
+          </w:p>
+        </w:tc>
+      </w:tr>
+      <w:tr>
+        <w:tc>
+          <w:tcPr/>
+          <w:p>
+            <w:pPr>
+              <w:pStyle w:val="Compact"/>
+            </w:pPr>
+            <w:r>
+              <w:t xml:space="preserve">(2,0,0)(0,1,1)</w:t>
+            </w:r>
+            <w:r>
+              <w:rPr>
+                <w:vertAlign w:val="subscript"/>
+              </w:rPr>
+              <w:t xml:space="preserve">12</w:t>
+            </w:r>
+          </w:p>
+        </w:tc>
+        <w:tc>
+          <w:tcPr/>
+          <w:p>
+            <w:pPr>
+              <w:pStyle w:val="Compact"/>
+              <w:jc w:val="right"/>
+            </w:pPr>
+            <w:r>
+              <w:t xml:space="preserve">104.212</w:t>
+            </w:r>
+          </w:p>
+        </w:tc>
+        <w:tc>
+          <w:tcPr/>
+          <w:p>
+            <w:pPr>
+              <w:pStyle w:val="Compact"/>
+              <w:jc w:val="right"/>
+            </w:pPr>
+            <w:r>
+              <w:t xml:space="preserve">0.074</w:t>
+            </w:r>
+          </w:p>
+        </w:tc>
+        <w:tc>
+          <w:tcPr/>
+          <w:p>
+            <w:pPr>
+              <w:pStyle w:val="Compact"/>
+            </w:pPr>
+            <w:r>
+              <w:t xml:space="preserve">Eligible</w:t>
+            </w:r>
+          </w:p>
+        </w:tc>
+      </w:tr>
+      <w:tr>
+        <w:tc>
+          <w:tcPr/>
+          <w:p>
+            <w:pPr>
+              <w:pStyle w:val="Compact"/>
+            </w:pPr>
+            <w:r>
+              <w:t xml:space="preserve">(1,0,1)(0,1,1)</w:t>
+            </w:r>
+            <w:r>
+              <w:rPr>
+                <w:vertAlign w:val="subscript"/>
+              </w:rPr>
+              <w:t xml:space="preserve">12</w:t>
+            </w:r>
+          </w:p>
+        </w:tc>
+        <w:tc>
+          <w:tcPr/>
+          <w:p>
+            <w:pPr>
+              <w:pStyle w:val="Compact"/>
+              <w:jc w:val="right"/>
+            </w:pPr>
+            <w:r>
+              <w:t xml:space="preserve">104.247</w:t>
+            </w:r>
+          </w:p>
+        </w:tc>
+        <w:tc>
+          <w:tcPr/>
+          <w:p>
+            <w:pPr>
+              <w:pStyle w:val="Compact"/>
+              <w:jc w:val="right"/>
+            </w:pPr>
+            <w:r>
+              <w:t xml:space="preserve">0.077</w:t>
+            </w:r>
+          </w:p>
+        </w:tc>
+        <w:tc>
+          <w:tcPr/>
+          <w:p>
+            <w:pPr>
+              <w:pStyle w:val="Compact"/>
+            </w:pPr>
+            <w:r>
+              <w:t xml:space="preserve">Eligible</w:t>
+            </w:r>
+          </w:p>
+        </w:tc>
+      </w:tr>
+      <w:tr>
+        <w:tc>
+          <w:tcPr/>
+          <w:p>
+            <w:pPr>
+              <w:pStyle w:val="Compact"/>
+            </w:pPr>
+            <w:r>
+              <w:t xml:space="preserve">(0,0,2)(2,1,1)</w:t>
+            </w:r>
+            <w:r>
+              <w:rPr>
+                <w:vertAlign w:val="subscript"/>
+              </w:rPr>
+              <w:t xml:space="preserve">12</w:t>
+            </w:r>
+          </w:p>
+        </w:tc>
+        <w:tc>
+          <w:tcPr/>
+          <w:p>
+            <w:pPr>
+              <w:pStyle w:val="Compact"/>
+              <w:jc w:val="right"/>
+            </w:pPr>
+            <w:r>
+              <w:t xml:space="preserve">105.397</w:t>
+            </w:r>
+          </w:p>
+        </w:tc>
+        <w:tc>
+          <w:tcPr/>
+          <w:p>
+            <w:pPr>
+              <w:pStyle w:val="Compact"/>
+              <w:jc w:val="right"/>
+            </w:pPr>
+            <w:r>
+              <w:t xml:space="preserve">0.213</w:t>
+            </w:r>
+          </w:p>
+        </w:tc>
+        <w:tc>
+          <w:tcPr/>
+          <w:p>
+            <w:pPr>
+              <w:pStyle w:val="Compact"/>
+            </w:pPr>
+            <w:r>
+              <w:t xml:space="preserve">Eligible</w:t>
+            </w:r>
+          </w:p>
+        </w:tc>
+      </w:tr>
+    </w:tbl>
+    <w:p>
+      <w:pPr>
+        <w:pStyle w:val="BodyText"/>
+      </w:pPr>
+      <w:r>
+        <w:rPr>
+          <w:b/>
+          <w:bCs/>
+        </w:rPr>
+        <w:t xml:space="preserve">Step 4 - select and diagnose the model.</w:t>
+      </w:r>
+      <w:r>
+        <w:t xml:space="preserve"> </w:t>
+      </w:r>
+      <w:r>
+        <w:t xml:space="preserve">All candidates used the same untransformed training sample,</w:t>
+      </w:r>
+      <w:r>
+        <w:t xml:space="preserve"> </w:t>
+      </w:r>
+      <m:oMath>
+        <m:r>
+          <m:t>d</m:t>
+        </m:r>
+        <m:r>
+          <m:rPr>
+            <m:sty m:val="p"/>
+          </m:rPr>
+          <m:t>=</m:t>
+        </m:r>
+        <m:r>
+          <m:t>0</m:t>
+        </m:r>
+      </m:oMath>
+      <w:r>
+        <w:t xml:space="preserve">,</w:t>
+      </w:r>
+      <w:r>
+        <w:t xml:space="preserve"> </w:t>
+      </w:r>
+      <m:oMath>
+        <m:r>
+          <m:t>D</m:t>
+        </m:r>
+        <m:r>
+          <m:rPr>
+            <m:sty m:val="p"/>
+          </m:rPr>
+          <m:t>=</m:t>
+        </m:r>
+        <m:r>
+          <m:t>1</m:t>
+        </m:r>
+      </m:oMath>
+      <w:r>
+        <w:t xml:space="preserve">,</w:t>
+      </w:r>
+      <w:r>
+        <w:t xml:space="preserve"> </w:t>
+      </w:r>
+      <m:oMath>
+        <m:r>
+          <m:t>m</m:t>
+        </m:r>
+        <m:r>
+          <m:rPr>
+            <m:sty m:val="p"/>
+          </m:rPr>
+          <m:t>=</m:t>
+        </m:r>
+        <m:r>
+          <m:t>12</m:t>
+        </m:r>
+      </m:oMath>
+      <w:r>
+        <w:t xml:space="preserve">, no mean or drift, and CSS–ML estimation. ARIMA</w:t>
+      </w:r>
+      <m:oMath>
+        <m:r>
           <m:rPr>
             <m:sty m:val="p"/>
           </m:rPr>
           <m:t>(</m:t>
         </m:r>
         <m:r>
+          <m:t>1</m:t>
+        </m:r>
+        <m:r>
+          <m:rPr>
+            <m:sty m:val="p"/>
+          </m:rPr>
+          <m:t>,</m:t>
+        </m:r>
+        <m:r>
           <m:t>0</m:t>
         </m:r>
         <m:r>
@@ -642,15 +2142,6 @@
           <m:rPr>
             <m:sty m:val="p"/>
           </m:rPr>
-          <m:t>,</m:t>
-        </m:r>
-        <m:r>
-          <m:t>2</m:t>
-        </m:r>
-        <m:r>
-          <m:rPr>
-            <m:sty m:val="p"/>
-          </m:rPr>
           <m:t>)</m:t>
         </m:r>
         <m:r>
@@ -660,7 +2151,7 @@
           <m:t>(</m:t>
         </m:r>
         <m:r>
-          <m:t>2</m:t>
+          <m:t>0</m:t>
         </m:r>
         <m:r>
           <m:rPr>
@@ -700,7 +2191,7 @@
         <w:t xml:space="preserve"> </w:t>
       </w:r>
       <w:r>
-        <w:t xml:space="preserve">(AICc=105.397); thus</w:t>
+        <w:t xml:space="preserve">had the lowest training AICc and passed the declared residual and non-negativity gates. Its fitted coefficients were AR1=0.2087 (SE=0.0653,</w:t>
       </w:r>
       <w:r>
         <w:t xml:space="preserve"> </w:t>
@@ -716,16 +2207,38 @@
           <m:t>=</m:t>
         </m:r>
         <m:r>
-          <m:t>0</m:t>
-        </m:r>
-        <m:r>
-          <m:rPr>
-            <m:sty m:val="p"/>
-          </m:rPr>
-          <m:t>,</m:t>
-        </m:r>
-        <m:r>
-          <m:t>q</m:t>
+          <m:t>0.0014</m:t>
+        </m:r>
+      </m:oMath>
+      <w:r>
+        <w:t xml:space="preserve">) and SMA1=-0.9554 (SE=0.1190,</w:t>
+      </w:r>
+      <w:r>
+        <w:t xml:space="preserve"> </w:t>
+      </w:r>
+      <m:oMath>
+        <m:r>
+          <m:t>p</m:t>
+        </m:r>
+        <m:r>
+          <m:rPr>
+            <m:sty m:val="p"/>
+          </m:rPr>
+          <m:t>&lt;</m:t>
+        </m:r>
+        <m:r>
+          <m:t>0.001</m:t>
+        </m:r>
+      </m:oMath>
+      <w:r>
+        <w:t xml:space="preserve">). The lag-24 Ljung–Box result was</w:t>
+      </w:r>
+      <w:r>
+        <w:t xml:space="preserve"> </w:t>
+      </w:r>
+      <m:oMath>
+        <m:r>
+          <m:t>Q</m:t>
         </m:r>
         <m:r>
           <m:rPr>
@@ -734,16 +2247,21 @@
           <m:t>=</m:t>
         </m:r>
         <m:r>
-          <m:t>2</m:t>
-        </m:r>
-        <m:r>
-          <m:rPr>
-            <m:sty m:val="p"/>
-          </m:rPr>
-          <m:t>,</m:t>
-        </m:r>
-        <m:r>
-          <m:t>P</m:t>
+          <m:t>30.601</m:t>
+        </m:r>
+      </m:oMath>
+      <w:r>
+        <w:t xml:space="preserve"> </w:t>
+      </w:r>
+      <w:r>
+        <w:t xml:space="preserve">with 22 degrees of freedom and</w:t>
+      </w:r>
+      <w:r>
+        <w:t xml:space="preserve"> </w:t>
+      </w:r>
+      <m:oMath>
+        <m:r>
+          <m:t>p</m:t>
         </m:r>
         <m:r>
           <m:rPr>
@@ -752,86 +2270,24 @@
           <m:t>=</m:t>
         </m:r>
         <m:r>
-          <m:t>2</m:t>
-        </m:r>
-        <m:r>
-          <m:rPr>
-            <m:sty m:val="p"/>
-          </m:rPr>
-          <m:t>,</m:t>
-        </m:r>
-        <m:r>
-          <m:t>Q</m:t>
-        </m:r>
-        <m:r>
-          <m:rPr>
-            <m:sty m:val="p"/>
-          </m:rPr>
-          <m:t>=</m:t>
-        </m:r>
-        <m:r>
-          <m:t>1</m:t>
+          <m:t>0.1046</m:t>
         </m:r>
       </m:oMath>
       <w:r>
-        <w:t xml:space="preserve"> </w:t>
-      </w:r>
-      <w:r>
-        <w:t xml:space="preserve">came from a declared training criterion, not software defaults. Although drift was allowed, the selected model contained neither mean nor drift, consistent with seasonal differencing and weak long-run movement. Likelihood optimisation jointly fitted MA1=0.2248 (SE=0.0678), MA2=0.0903 (0.0696), SAR1=−0.0086 (0.0870), SAR2=−0.1301 (0.0824), and SMA1=−0.8869 (0.0959); these values were estimated, not manually chosen. The large seasonal MA estimate represents strong annual-lag error correction, whereas uncertain SAR estimates make nearby-order sensitivity checks important. Lag 24 examines two annual cycles, with five fitted coefficients deducted in the Ljung–Box reference distribution. The result,</w:t>
-      </w:r>
-      <w:r>
-        <w:t xml:space="preserve"> </w:t>
-      </w:r>
-      <m:oMath>
-        <m:r>
-          <m:t>Q</m:t>
-        </m:r>
-        <m:r>
-          <m:rPr>
-            <m:sty m:val="p"/>
-          </m:rPr>
-          <m:t>=</m:t>
-        </m:r>
-        <m:r>
-          <m:t>23.577</m:t>
-        </m:r>
-      </m:oMath>
-      <w:r>
-        <w:t xml:space="preserve">,</w:t>
-      </w:r>
-      <w:r>
-        <w:t xml:space="preserve"> </w:t>
-      </w:r>
-      <m:oMath>
-        <m:r>
-          <m:t>p</m:t>
-        </m:r>
-        <m:r>
-          <m:rPr>
-            <m:sty m:val="p"/>
-          </m:rPr>
-          <m:t>=</m:t>
-        </m:r>
-        <m:r>
-          <m:t>0.213</m:t>
-        </m:r>
-      </m:oMath>
-      <w:r>
-        <w:t xml:space="preserve">, did not trigger an order modification.</w:t>
+        <w:t xml:space="preserve">, so residual white noise was not rejected. No extra terms were added after this gate passed.</w:t>
       </w:r>
     </w:p>
     <w:tbl>
       <w:tblPr>
         <w:tblStyle w:val="Table"/>
-        <w:tblW w:type="pct" w:w="5000"/>
-        <w:tblLayout w:type="fixed"/>
+        <w:tblW w:type="auto" w:w="0"/>
         <w:tblLook w:firstRow="1" w:lastRow="0" w:firstColumn="0" w:lastColumn="0" w:noHBand="0" w:noVBand="0" w:val="0020"/>
       </w:tblPr>
       <w:tblGrid>
-        <w:gridCol w:w="1821"/>
-        <w:gridCol w:w="3088"/>
-        <w:gridCol w:w="1504"/>
-        <w:gridCol w:w="1504"/>
+        <w:gridCol w:w="1980"/>
+        <w:gridCol w:w="1980"/>
+        <w:gridCol w:w="1980"/>
+        <w:gridCol w:w="1980"/>
       </w:tblGrid>
       <w:tr>
         <w:trPr>
@@ -905,7 +2361,7 @@
               <w:jc w:val="right"/>
             </w:pPr>
             <w:r>
-              <w:t xml:space="preserve">0.0090</w:t>
+              <w:t xml:space="preserve">0.0083</w:t>
             </w:r>
           </w:p>
         </w:tc>
@@ -917,7 +2373,7 @@
               <w:jc w:val="right"/>
             </w:pPr>
             <w:r>
-              <w:t xml:space="preserve">−0.0566</w:t>
+              <w:t xml:space="preserve">−0.0451</w:t>
             </w:r>
           </w:p>
         </w:tc>
@@ -929,7 +2385,7 @@
               <w:jc w:val="right"/>
             </w:pPr>
             <w:r>
-              <w:t xml:space="preserve">−0.0657</w:t>
+              <w:t xml:space="preserve">−0.0534</w:t>
             </w:r>
           </w:p>
         </w:tc>
@@ -954,7 +2410,7 @@
               <w:jc w:val="right"/>
             </w:pPr>
             <w:r>
-              <w:t xml:space="preserve">0.0762</w:t>
+              <w:t xml:space="preserve">0.0753</w:t>
             </w:r>
           </w:p>
         </w:tc>
@@ -966,7 +2422,7 @@
               <w:jc w:val="right"/>
             </w:pPr>
             <w:r>
-              <w:t xml:space="preserve">0.0857</w:t>
+              <w:t xml:space="preserve">0.0812</w:t>
             </w:r>
           </w:p>
         </w:tc>
@@ -978,7 +2434,7 @@
               <w:jc w:val="right"/>
             </w:pPr>
             <w:r>
-              <w:t xml:space="preserve">0.0096</w:t>
+              <w:t xml:space="preserve">0.0060</w:t>
             </w:r>
           </w:p>
         </w:tc>
@@ -1003,7 +2459,7 @@
               <w:jc w:val="right"/>
             </w:pPr>
             <w:r>
-              <w:t xml:space="preserve">0.2760</w:t>
+              <w:t xml:space="preserve">0.2743</w:t>
             </w:r>
           </w:p>
         </w:tc>
@@ -1015,7 +2471,7 @@
               <w:jc w:val="right"/>
             </w:pPr>
             <w:r>
-              <w:t xml:space="preserve">0.2928</w:t>
+              <w:t xml:space="preserve">0.2850</w:t>
             </w:r>
           </w:p>
         </w:tc>
@@ -1027,7 +2483,7 @@
               <w:jc w:val="right"/>
             </w:pPr>
             <w:r>
-              <w:t xml:space="preserve">0.0169</w:t>
+              <w:t xml:space="preserve">0.0107</w:t>
             </w:r>
           </w:p>
         </w:tc>
@@ -1052,7 +2508,7 @@
               <w:jc w:val="right"/>
             </w:pPr>
             <w:r>
-              <w:t xml:space="preserve">0.2048</w:t>
+              <w:t xml:space="preserve">0.2046</w:t>
             </w:r>
           </w:p>
         </w:tc>
@@ -1064,7 +2520,7 @@
               <w:jc w:val="right"/>
             </w:pPr>
             <w:r>
-              <w:t xml:space="preserve">0.2245</w:t>
+              <w:t xml:space="preserve">0.2198</w:t>
             </w:r>
           </w:p>
         </w:tc>
@@ -1076,7 +2532,7 @@
               <w:jc w:val="right"/>
             </w:pPr>
             <w:r>
-              <w:t xml:space="preserve">0.0197</w:t>
+              <w:t xml:space="preserve">0.0152</w:t>
             </w:r>
           </w:p>
         </w:tc>
@@ -1101,7 +2557,7 @@
               <w:jc w:val="right"/>
             </w:pPr>
             <w:r>
-              <w:t xml:space="preserve">−0.1289%</w:t>
+              <w:t xml:space="preserve">−0.1483%</w:t>
             </w:r>
           </w:p>
         </w:tc>
@@ -1113,7 +2569,7 @@
               <w:jc w:val="right"/>
             </w:pPr>
             <w:r>
-              <w:t xml:space="preserve">−1.4643%</w:t>
+              <w:t xml:space="preserve">−1.2191%</w:t>
             </w:r>
           </w:p>
         </w:tc>
@@ -1125,7 +2581,7 @@
               <w:jc w:val="right"/>
             </w:pPr>
             <w:r>
-              <w:t xml:space="preserve">−1.3355 pp</w:t>
+              <w:t xml:space="preserve">−1.0708 pp</w:t>
             </w:r>
           </w:p>
         </w:tc>
@@ -1150,7 +2606,7 @@
               <w:jc w:val="right"/>
             </w:pPr>
             <w:r>
-              <w:t xml:space="preserve">4.3441%</w:t>
+              <w:t xml:space="preserve">4.3377%</w:t>
             </w:r>
           </w:p>
         </w:tc>
@@ -1162,7 +2618,7 @@
               <w:jc w:val="right"/>
             </w:pPr>
             <w:r>
-              <w:t xml:space="preserve">4.7346%</w:t>
+              <w:t xml:space="preserve">4.6224%</w:t>
             </w:r>
           </w:p>
         </w:tc>
@@ -1174,7 +2630,7 @@
               <w:jc w:val="right"/>
             </w:pPr>
             <w:r>
-              <w:t xml:space="preserve">0.3905 pp</w:t>
+              <w:t xml:space="preserve">0.2847 pp</w:t>
             </w:r>
           </w:p>
         </w:tc>
@@ -1185,7 +2641,7 @@
         <w:pStyle w:val="BodyText"/>
       </w:pPr>
       <w:r>
-        <w:t xml:space="preserve">The lag-24 Ljung–Box p-value was 0.2129. The negative test ME and MPE indicate average overforecasting under the</w:t>
+        <w:t xml:space="preserve">The negative test ME and MPE indicate average overforecasting under the</w:t>
       </w:r>
       <w:r>
         <w:t xml:space="preserve"> </w:t>
@@ -1212,12 +2668,12 @@
           <wp:inline>
             <wp:extent cx="2926080" cy="1645920"/>
             <wp:effectExtent b="0" l="0" r="0" t="0"/>
-            <wp:docPr descr="SARIMA test forecasts with 95% intervals." title="" id="27" name="Picture"/>
+            <wp:docPr descr="Manual SARIMA test forecasts with 95% intervals." title="" id="27" name="Picture"/>
             <a:graphic>
               <a:graphicData uri="http://schemas.openxmlformats.org/drawingml/2006/picture">
                 <pic:pic>
                   <pic:nvPicPr>
-                    <pic:cNvPr descr="../analysis_outputs/nasa/figures/nasa_sarima_test_forecast.png" id="28" name="Picture"/>
+                    <pic:cNvPr descr="../analysis_outputs/nasa/manual_sarima/figures/nasa_sarima_test_forecast.png" id="28" name="Picture"/>
                     <pic:cNvPicPr>
                       <a:picLocks noChangeArrowheads="1" noChangeAspect="1"/>
                     </pic:cNvPicPr>
@@ -1255,7 +2711,7 @@
         <w:pStyle w:val="ImageCaption"/>
       </w:pPr>
       <w:r>
-        <w:t xml:space="preserve">SARIMA test forecasts with 95% intervals.</w:t>
+        <w:t xml:space="preserve">Manual SARIMA test forecasts with 95% intervals.</w:t>
       </w:r>
     </w:p>
     <w:p>
@@ -1263,7 +2719,17 @@
         <w:pStyle w:val="BodyText"/>
       </w:pPr>
       <w:r>
-        <w:t xml:space="preserve">SARIMA achieved test RMSE 0.2928 and MAE 0.2245, passed the residual gate, and produced non-negative point forecasts. These results support its suitability for the observed series and test period. Strengths are its direct treatment of seasonal differencing and lag dependence and its well-behaved residuals. Limitations include order-search uncertainty, possible sensitivity to transformation and structural change, weakening precision at long horizons, and limited substantive interpretability of interacting MA/SAR terms.</w:t>
+        <w:rPr>
+          <w:b/>
+          <w:bCs/>
+        </w:rPr>
+        <w:t xml:space="preserve">Step 5 - evaluate on unseen observations.</w:t>
+      </w:r>
+      <w:r>
+        <w:t xml:space="preserve"> </w:t>
+      </w:r>
+      <w:r>
+        <w:t xml:space="preserve">The locked SARIMA achieved test RMSE 0.2850 and MAE 0.2198 and produced non-negative point forecasts. The holdout was used to evaluate the already-selected order, not to choose among the eight candidates. Strengths are its parsimonious structure, direct treatment of annual dependence, and acceptable residuals. Limitations include sensitivity to the transformation decision, structural change, and weakening precision at longer horizons.</w:t>
       </w:r>
     </w:p>
     <w:p>
@@ -1271,29 +2737,289 @@
         <w:pStyle w:val="BodyText"/>
       </w:pPr>
       <w:r>
-        <w:t xml:space="preserve">The locked order was re-estimated—not merely copied—on all 300 observations for 2026. Updated coefficients were MA1=0.2126, MA2=0.1008, SAR1=−0.0013, SAR2=−0.0774, and SMA1=−0.9343. Point forecasts ranged from 4.2238 (December) to 5.2472 (March), consistent with the observed seasonal cycle.</w:t>
-      </w:r>
-    </w:p>
-    <w:bookmarkEnd w:id="29"/>
-    <w:bookmarkStart w:id="30" w:name="conclusion"/>
-    <w:p>
-      <w:pPr>
-        <w:pStyle w:val="Heading1"/>
-      </w:pPr>
-      <w:r>
-        <w:t xml:space="preserve">Conclusion</w:t>
+        <w:rPr>
+          <w:b/>
+          <w:bCs/>
+        </w:rPr>
+        <w:t xml:space="preserve">Step 6 - refit and forecast the future.</w:t>
+      </w:r>
+      <w:r>
+        <w:t xml:space="preserve"> </w:t>
+      </w:r>
+      <w:r>
+        <w:t xml:space="preserve">The locked order was re-estimated, not merely copied, on all 300 observations. The full-sample coefficients were AR1=0.2034 and SMA1=-0.9708. The 2026 point forecast peaks at 5.2480 kWh/m²/day in March and reaches its minimum of 4.1990 in December. The corresponding 95% intervals are 4.6839–5.8122 and 3.6349–4.7632. These intervals quantify model uncertainty but do not include uncertainty from future structural change.</w:t>
       </w:r>
     </w:p>
     <w:p>
       <w:pPr>
+        <w:pStyle w:val="CaptionedFigure"/>
+      </w:pPr>
+      <w:r>
+        <w:drawing>
+          <wp:inline>
+            <wp:extent cx="2926080" cy="1625600"/>
+            <wp:effectExtent b="0" l="0" r="0" t="0"/>
+            <wp:docPr descr="Locked manual SARIMA refitted to all observations and forecast through December 2026." title="" id="30" name="Picture"/>
+            <a:graphic>
+              <a:graphicData uri="http://schemas.openxmlformats.org/drawingml/2006/picture">
+                <pic:pic>
+                  <pic:nvPicPr>
+                    <pic:cNvPr descr="../analysis_outputs/nasa/manual_sarima/figures/nasa_final_forecast.png" id="31" name="Picture"/>
+                    <pic:cNvPicPr>
+                      <a:picLocks noChangeArrowheads="1" noChangeAspect="1"/>
+                    </pic:cNvPicPr>
+                  </pic:nvPicPr>
+                  <pic:blipFill>
+                    <a:blip r:embed="rId29"/>
+                    <a:stretch>
+                      <a:fillRect/>
+                    </a:stretch>
+                  </pic:blipFill>
+                  <pic:spPr bwMode="auto">
+                    <a:xfrm>
+                      <a:off x="0" y="0"/>
+                      <a:ext cx="2926080" cy="1625600"/>
+                    </a:xfrm>
+                    <a:prstGeom prst="rect">
+                      <a:avLst/>
+                    </a:prstGeom>
+                    <a:noFill/>
+                    <a:ln w="9525">
+                      <a:noFill/>
+                      <a:headEnd/>
+                      <a:tailEnd/>
+                    </a:ln>
+                  </pic:spPr>
+                </pic:pic>
+              </a:graphicData>
+            </a:graphic>
+          </wp:inline>
+        </w:drawing>
+      </w:r>
+    </w:p>
+    <w:p>
+      <w:pPr>
+        <w:pStyle w:val="ImageCaption"/>
+      </w:pPr>
+      <w:r>
+        <w:t xml:space="preserve">Locked manual SARIMA refitted to all observations and forecast through December 2026.</w:t>
+      </w:r>
+    </w:p>
+    <w:bookmarkEnd w:id="32"/>
+    <w:bookmarkStart w:id="33" w:name="conclusion"/>
+    <w:p>
+      <w:pPr>
+        <w:pStyle w:val="Heading1"/>
+      </w:pPr>
+      <w:r>
+        <w:t xml:space="preserve">Conclusion</w:t>
+      </w:r>
+    </w:p>
+    <w:p>
+      <w:pPr>
         <w:pStyle w:val="FirstParagraph"/>
       </w:pPr>
       <w:r>
-        <w:t xml:space="preserve">SARIMA is suitable and is the defensible final model for this sample: it achieved RMSE 0.2928 and MAE 0.2245, while the lag-24 Ljung–Box result did not reject residual white noise. Its evidence-based seasonal differencing and AICc-selected lag structure are strengths, but uncertain seasonal AR estimates and possible order sensitivity remain limitations. Nearby manual orders, rolling-origin validation, Box–Cox alternatives, and weather regressors should therefore be tested before operational use. Irradiance forecasts do not directly predict photovoltaic electricity generation.</w:t>
+        <w:t xml:space="preserve">The manual Box–Jenkins process selected ARIMA</w:t>
+      </w:r>
+      <m:oMath>
+        <m:r>
+          <m:rPr>
+            <m:sty m:val="p"/>
+          </m:rPr>
+          <m:t>(</m:t>
+        </m:r>
+        <m:r>
+          <m:t>1</m:t>
+        </m:r>
+        <m:r>
+          <m:rPr>
+            <m:sty m:val="p"/>
+          </m:rPr>
+          <m:t>,</m:t>
+        </m:r>
+        <m:r>
+          <m:t>0</m:t>
+        </m:r>
+        <m:r>
+          <m:rPr>
+            <m:sty m:val="p"/>
+          </m:rPr>
+          <m:t>,</m:t>
+        </m:r>
+        <m:r>
+          <m:t>0</m:t>
+        </m:r>
+        <m:r>
+          <m:rPr>
+            <m:sty m:val="p"/>
+          </m:rPr>
+          <m:t>)</m:t>
+        </m:r>
+        <m:r>
+          <m:rPr>
+            <m:sty m:val="p"/>
+          </m:rPr>
+          <m:t>(</m:t>
+        </m:r>
+        <m:r>
+          <m:t>0</m:t>
+        </m:r>
+        <m:r>
+          <m:rPr>
+            <m:sty m:val="p"/>
+          </m:rPr>
+          <m:t>,</m:t>
+        </m:r>
+        <m:r>
+          <m:t>1</m:t>
+        </m:r>
+        <m:r>
+          <m:rPr>
+            <m:sty m:val="p"/>
+          </m:rPr>
+          <m:t>,</m:t>
+        </m:r>
+        <m:r>
+          <m:t>1</m:t>
+        </m:r>
+        <m:sSub>
+          <m:e>
+            <m:r>
+              <m:rPr>
+                <m:sty m:val="p"/>
+              </m:rPr>
+              <m:t>)</m:t>
+            </m:r>
+          </m:e>
+          <m:sub>
+            <m:r>
+              <m:t>12</m:t>
+            </m:r>
+          </m:sub>
+        </m:sSub>
+      </m:oMath>
+      <w:r>
+        <w:t xml:space="preserve">:</w:t>
+      </w:r>
+      <w:r>
+        <w:t xml:space="preserve"> </w:t>
+      </w:r>
+      <m:oMath>
+        <m:r>
+          <m:t>m</m:t>
+        </m:r>
+        <m:r>
+          <m:rPr>
+            <m:sty m:val="p"/>
+          </m:rPr>
+          <m:t>=</m:t>
+        </m:r>
+        <m:r>
+          <m:t>12</m:t>
+        </m:r>
+      </m:oMath>
+      <w:r>
+        <w:t xml:space="preserve"> </w:t>
+      </w:r>
+      <w:r>
+        <w:t xml:space="preserve">came from monthly frequency,</w:t>
+      </w:r>
+      <w:r>
+        <w:t xml:space="preserve"> </w:t>
+      </w:r>
+      <m:oMath>
+        <m:r>
+          <m:t>D</m:t>
+        </m:r>
+        <m:r>
+          <m:rPr>
+            <m:sty m:val="p"/>
+          </m:rPr>
+          <m:t>=</m:t>
+        </m:r>
+        <m:r>
+          <m:t>1</m:t>
+        </m:r>
+      </m:oMath>
+      <w:r>
+        <w:t xml:space="preserve"> </w:t>
+      </w:r>
+      <w:r>
+        <w:t xml:space="preserve">from persistent annual dependence,</w:t>
+      </w:r>
+      <w:r>
+        <w:t xml:space="preserve"> </w:t>
+      </w:r>
+      <m:oMath>
+        <m:r>
+          <m:t>d</m:t>
+        </m:r>
+        <m:r>
+          <m:rPr>
+            <m:sty m:val="p"/>
+          </m:rPr>
+          <m:t>=</m:t>
+        </m:r>
+        <m:r>
+          <m:t>0</m:t>
+        </m:r>
+      </m:oMath>
+      <w:r>
+        <w:t xml:space="preserve"> </w:t>
+      </w:r>
+      <w:r>
+        <w:t xml:space="preserve">from the stationary post-seasonal-difference behaviour,</w:t>
+      </w:r>
+      <w:r>
+        <w:t xml:space="preserve"> </w:t>
+      </w:r>
+      <m:oMath>
+        <m:r>
+          <m:t>p</m:t>
+        </m:r>
+        <m:r>
+          <m:rPr>
+            <m:sty m:val="p"/>
+          </m:rPr>
+          <m:t>=</m:t>
+        </m:r>
+        <m:r>
+          <m:t>1</m:t>
+        </m:r>
+      </m:oMath>
+      <w:r>
+        <w:t xml:space="preserve"> </w:t>
+      </w:r>
+      <w:r>
+        <w:t xml:space="preserve">from the short ordinary-lag pattern, and</w:t>
+      </w:r>
+      <w:r>
+        <w:t xml:space="preserve"> </w:t>
+      </w:r>
+      <m:oMath>
+        <m:r>
+          <m:t>Q</m:t>
+        </m:r>
+        <m:r>
+          <m:rPr>
+            <m:sty m:val="p"/>
+          </m:rPr>
+          <m:t>=</m:t>
+        </m:r>
+        <m:r>
+          <m:t>1</m:t>
+        </m:r>
+      </m:oMath>
+      <w:r>
+        <w:t xml:space="preserve"> </w:t>
+      </w:r>
+      <w:r>
+        <w:t xml:space="preserve">from the seasonal ACF cut-off. The model achieved test RMSE 0.2850 and MAE 0.2198, while the lag-24 Ljung–Box result did not reject residual white noise. The future forecast retains the annual cycle, but transformation sensitivity, structural change, and long-horizon uncertainty remain limitations. Rolling-origin validation and weather regressors should be examined before operational use. Irradiance forecasts do not directly predict photovoltaic electricity generation.</w:t>
       </w:r>
     </w:p>
-    <w:bookmarkEnd w:id="30"/>
-    <w:bookmarkStart w:id="40" w:name="references"/>
+    <w:bookmarkEnd w:id="33"/>
+    <w:bookmarkStart w:id="41" w:name="references"/>
     <w:p>
       <w:pPr>
         <w:pStyle w:val="Heading1"/>
@@ -1302,37 +3028,103 @@
         <w:t xml:space="preserve">References</w:t>
       </w:r>
     </w:p>
-    <w:bookmarkStart w:id="39" w:name="refs"/>
-    <w:bookmarkStart w:id="32" w:name="ref-nasa-power-monthly"/>
+    <w:bookmarkStart w:id="40" w:name="refs"/>
+    <w:bookmarkStart w:id="35" w:name="ref-forecast-checkresiduals"/>
     <w:p>
       <w:pPr>
         <w:pStyle w:val="Bibliography"/>
       </w:pPr>
       <w:r>
-        <w:t xml:space="preserve">[1]</w:t>
-      </w:r>
-      <w:r>
-        <w:t xml:space="preserve"> </w:t>
-      </w:r>
-      <w:r>
-        <w:t xml:space="preserve">	</w:t>
-      </w:r>
-      <w:r>
-        <w:t xml:space="preserve">NASA Prediction Of Worldwide Energy Resources,</w:t>
-      </w:r>
-      <w:r>
-        <w:t xml:space="preserve"> </w:t>
-      </w:r>
-      <w:r>
-        <w:t xml:space="preserve">‘Monthly and annual API’</w:t>
-      </w:r>
-      <w:r>
-        <w:t xml:space="preserve">. Accessed: Sep. 01, 2026. [Online]. Available:</w:t>
-      </w:r>
-      <w:r>
-        <w:t xml:space="preserve"> </w:t>
-      </w:r>
-      <w:hyperlink r:id="rId31">
+        <w:t xml:space="preserve">Hyndman, R. J. (n.d.).</w:t>
+      </w:r>
+      <w:r>
+        <w:t xml:space="preserve"> </w:t>
+      </w:r>
+      <w:r>
+        <w:rPr>
+          <w:i/>
+          <w:iCs/>
+        </w:rPr>
+        <w:t xml:space="preserve">Check that residuals from a time series model look like white noise</w:t>
+      </w:r>
+      <w:r>
+        <w:t xml:space="preserve">. Retrieved 1 September 2026, from</w:t>
+      </w:r>
+      <w:r>
+        <w:t xml:space="preserve"> </w:t>
+      </w:r>
+      <w:hyperlink r:id="rId34">
+        <w:r>
+          <w:rPr>
+            <w:rStyle w:val="Hyperlink"/>
+          </w:rPr>
+          <w:t xml:space="preserve">https://pkg.robjhyndman.com/forecast/reference/checkresiduals.html</w:t>
+        </w:r>
+      </w:hyperlink>
+    </w:p>
+    <w:bookmarkEnd w:id="35"/>
+    <w:bookmarkStart w:id="37" w:name="ref-hyndman-athanasopoulos-2021"/>
+    <w:p>
+      <w:pPr>
+        <w:pStyle w:val="Bibliography"/>
+      </w:pPr>
+      <w:r>
+        <w:t xml:space="preserve">Hyndman, R. J., &amp; Athanasopoulos, G. (2021).</w:t>
+      </w:r>
+      <w:r>
+        <w:t xml:space="preserve"> </w:t>
+      </w:r>
+      <w:r>
+        <w:rPr>
+          <w:i/>
+          <w:iCs/>
+        </w:rPr>
+        <w:t xml:space="preserve">Forecasting: Principles and practice</w:t>
+      </w:r>
+      <w:r>
+        <w:t xml:space="preserve"> </w:t>
+      </w:r>
+      <w:r>
+        <w:t xml:space="preserve">(3rd edn). OTexts.</w:t>
+      </w:r>
+      <w:r>
+        <w:t xml:space="preserve"> </w:t>
+      </w:r>
+      <w:hyperlink r:id="rId36">
+        <w:r>
+          <w:rPr>
+            <w:rStyle w:val="Hyperlink"/>
+          </w:rPr>
+          <w:t xml:space="preserve">https://otexts.com/fpp3/</w:t>
+        </w:r>
+      </w:hyperlink>
+    </w:p>
+    <w:bookmarkEnd w:id="37"/>
+    <w:bookmarkStart w:id="39" w:name="ref-nasa-power-monthly"/>
+    <w:p>
+      <w:pPr>
+        <w:pStyle w:val="Bibliography"/>
+      </w:pPr>
+      <w:r>
+        <w:t xml:space="preserve">NASA Prediction Of Worldwide Energy Resources. (n.d.).</w:t>
+      </w:r>
+      <w:r>
+        <w:t xml:space="preserve"> </w:t>
+      </w:r>
+      <w:r>
+        <w:rPr>
+          <w:i/>
+          <w:iCs/>
+        </w:rPr>
+        <w:t xml:space="preserve">Monthly and annual API</w:t>
+      </w:r>
+      <w:r>
+        <w:t xml:space="preserve">. Retrieved 1 September 2026, from</w:t>
+      </w:r>
+      <w:r>
+        <w:t xml:space="preserve"> </w:t>
+      </w:r>
+      <w:hyperlink r:id="rId38">
         <w:r>
           <w:rPr>
             <w:rStyle w:val="Hyperlink"/>
@@ -1341,147 +3133,10 @@
         </w:r>
       </w:hyperlink>
     </w:p>
-    <w:bookmarkEnd w:id="32"/>
-    <w:bookmarkStart w:id="34" w:name="ref-hyndman-athanasopoulos-2021"/>
-    <w:p>
-      <w:pPr>
-        <w:pStyle w:val="Bibliography"/>
-      </w:pPr>
-      <w:r>
-        <w:t xml:space="preserve">[2]</w:t>
-      </w:r>
-      <w:r>
-        <w:t xml:space="preserve"> </w:t>
-      </w:r>
-      <w:r>
-        <w:t xml:space="preserve">	</w:t>
-      </w:r>
-      <w:r>
-        <w:t xml:space="preserve">R. J. Hyndman and G. Athanasopoulos,</w:t>
-      </w:r>
-      <w:r>
-        <w:t xml:space="preserve"> </w:t>
-      </w:r>
-      <w:r>
-        <w:rPr>
-          <w:i/>
-          <w:iCs/>
-        </w:rPr>
-        <w:t xml:space="preserve">Forecasting: Principles and practice</w:t>
-      </w:r>
-      <w:r>
-        <w:t xml:space="preserve">, 3rd edn. Melbourne, Australia: OTexts, 2021. Available:</w:t>
-      </w:r>
-      <w:r>
-        <w:t xml:space="preserve"> </w:t>
-      </w:r>
-      <w:hyperlink r:id="rId33">
-        <w:r>
-          <w:rPr>
-            <w:rStyle w:val="Hyperlink"/>
-          </w:rPr>
-          <w:t xml:space="preserve">https://otexts.com/fpp3/</w:t>
-        </w:r>
-      </w:hyperlink>
-    </w:p>
-    <w:bookmarkEnd w:id="34"/>
-    <w:bookmarkStart w:id="36" w:name="ref-hyndman-khandakar-2008"/>
-    <w:p>
-      <w:pPr>
-        <w:pStyle w:val="Bibliography"/>
-      </w:pPr>
-      <w:r>
-        <w:t xml:space="preserve">[3]</w:t>
-      </w:r>
-      <w:r>
-        <w:t xml:space="preserve"> </w:t>
-      </w:r>
-      <w:r>
-        <w:t xml:space="preserve">	</w:t>
-      </w:r>
-      <w:r>
-        <w:t xml:space="preserve">R. J. Hyndman and Y. Khandakar,</w:t>
-      </w:r>
-      <w:r>
-        <w:t xml:space="preserve"> </w:t>
-      </w:r>
-      <w:r>
-        <w:t xml:space="preserve">‘Automatic time series forecasting: The forecast package for r’</w:t>
-      </w:r>
-      <w:r>
-        <w:t xml:space="preserve">,</w:t>
-      </w:r>
-      <w:r>
-        <w:t xml:space="preserve"> </w:t>
-      </w:r>
-      <w:r>
-        <w:rPr>
-          <w:i/>
-          <w:iCs/>
-        </w:rPr>
-        <w:t xml:space="preserve">Journal of Statistical Software</w:t>
-      </w:r>
-      <w:r>
-        <w:t xml:space="preserve">, vol. 27, no. 3, pp. 1–22, 2008, doi:</w:t>
-      </w:r>
-      <w:r>
-        <w:t xml:space="preserve"> </w:t>
-      </w:r>
-      <w:hyperlink r:id="rId35">
-        <w:r>
-          <w:rPr>
-            <w:rStyle w:val="Hyperlink"/>
-          </w:rPr>
-          <w:t xml:space="preserve">10.18637/jss.v027.i03</w:t>
-        </w:r>
-      </w:hyperlink>
-      <w:r>
-        <w:t xml:space="preserve">.</w:t>
-      </w:r>
-    </w:p>
-    <w:bookmarkEnd w:id="36"/>
-    <w:bookmarkStart w:id="38" w:name="ref-forecast-checkresiduals"/>
-    <w:p>
-      <w:pPr>
-        <w:pStyle w:val="Bibliography"/>
-      </w:pPr>
-      <w:r>
-        <w:t xml:space="preserve">[4]</w:t>
-      </w:r>
-      <w:r>
-        <w:t xml:space="preserve"> </w:t>
-      </w:r>
-      <w:r>
-        <w:t xml:space="preserve">	</w:t>
-      </w:r>
-      <w:r>
-        <w:t xml:space="preserve">R. J. Hyndman,</w:t>
-      </w:r>
-      <w:r>
-        <w:t xml:space="preserve"> </w:t>
-      </w:r>
-      <w:r>
-        <w:t xml:space="preserve">‘Check that residuals from a time series model look like white noise’</w:t>
-      </w:r>
-      <w:r>
-        <w:t xml:space="preserve">. Accessed: Sep. 01, 2026. [Online]. Available:</w:t>
-      </w:r>
-      <w:r>
-        <w:t xml:space="preserve"> </w:t>
-      </w:r>
-      <w:hyperlink r:id="rId37">
-        <w:r>
-          <w:rPr>
-            <w:rStyle w:val="Hyperlink"/>
-          </w:rPr>
-          <w:t xml:space="preserve">https://pkg.robjhyndman.com/forecast/reference/checkresiduals.html</w:t>
-        </w:r>
-      </w:hyperlink>
-    </w:p>
-    <w:bookmarkEnd w:id="38"/>
     <w:bookmarkEnd w:id="39"/>
     <w:bookmarkEnd w:id="40"/>
-    <w:bookmarkStart w:id="45" w:name="appendix"/>
+    <w:bookmarkEnd w:id="41"/>
+    <w:bookmarkStart w:id="46" w:name="appendix"/>
     <w:p>
       <w:pPr>
         <w:pStyle w:val="Heading1"/>
@@ -1490,7 +3145,7 @@
         <w:t xml:space="preserve">Appendix</w:t>
       </w:r>
     </w:p>
-    <w:bookmarkStart w:id="44" w:name="appendix-a-reproducible-sarima-code"/>
+    <w:bookmarkStart w:id="45" w:name="appendix-a-reproducible-sarima-code"/>
     <w:p>
       <w:pPr>
         <w:pStyle w:val="Heading2"/>
@@ -1528,18 +3183,18 @@
           <wp:inline>
             <wp:extent cx="2926080" cy="1645920"/>
             <wp:effectExtent b="0" l="0" r="0" t="0"/>
-            <wp:docPr descr="SARIMA training response residuals and residual ACF." title="" id="42" name="Picture"/>
+            <wp:docPr descr="Manual SARIMA training response residuals and residual ACF." title="" id="43" name="Picture"/>
             <a:graphic>
               <a:graphicData uri="http://schemas.openxmlformats.org/drawingml/2006/picture">
                 <pic:pic>
                   <pic:nvPicPr>
-                    <pic:cNvPr descr="../analysis_outputs/nasa/figures/nasa_sarima_diagnostics.png" id="43" name="Picture"/>
+                    <pic:cNvPr descr="../analysis_outputs/nasa/manual_sarima/figures/nasa_sarima_diagnostics.png" id="44" name="Picture"/>
                     <pic:cNvPicPr>
                       <a:picLocks noChangeArrowheads="1" noChangeAspect="1"/>
                     </pic:cNvPicPr>
                   </pic:nvPicPr>
                   <pic:blipFill>
-                    <a:blip r:embed="rId41"/>
+                    <a:blip r:embed="rId42"/>
                     <a:stretch>
                       <a:fillRect/>
                     </a:stretch>
@@ -1571,7 +3226,7 @@
         <w:pStyle w:val="ImageCaption"/>
       </w:pPr>
       <w:r>
-        <w:t xml:space="preserve">SARIMA training response residuals and residual ACF.</w:t>
+        <w:t xml:space="preserve">Manual SARIMA training response residuals and residual ACF.</w:t>
       </w:r>
     </w:p>
     <w:p>
@@ -1580,79 +3235,193 @@
       </w:pPr>
       <w:r>
         <w:rPr>
-          <w:rStyle w:val="NormalTok"/>
-        </w:rPr>
-        <w:t xml:space="preserve">train </w:t>
-      </w:r>
-      <w:r>
-        <w:rPr>
-          <w:rStyle w:val="OtherTok"/>
-        </w:rPr>
-        <w:t xml:space="preserve">&lt;-</w:t>
-      </w:r>
-      <w:r>
-        <w:rPr>
-          <w:rStyle w:val="NormalTok"/>
-        </w:rPr>
-        <w:t xml:space="preserve"> </w:t>
-      </w:r>
-      <w:r>
-        <w:rPr>
-          <w:rStyle w:val="FunctionTok"/>
-        </w:rPr>
-        <w:t xml:space="preserve">window</w:t>
-      </w:r>
-      <w:r>
-        <w:rPr>
-          <w:rStyle w:val="NormalTok"/>
-        </w:rPr>
-        <w:t xml:space="preserve">(series, </w:t>
-      </w:r>
-      <w:r>
-        <w:rPr>
-          <w:rStyle w:val="AttributeTok"/>
-        </w:rPr>
-        <w:t xml:space="preserve">end =</w:t>
-      </w:r>
-      <w:r>
-        <w:rPr>
-          <w:rStyle w:val="NormalTok"/>
-        </w:rPr>
-        <w:t xml:space="preserve"> </w:t>
-      </w:r>
-      <w:r>
-        <w:rPr>
-          <w:rStyle w:val="FunctionTok"/>
-        </w:rPr>
-        <w:t xml:space="preserve">c</w:t>
-      </w:r>
-      <w:r>
-        <w:rPr>
-          <w:rStyle w:val="NormalTok"/>
-        </w:rPr>
-        <w:t xml:space="preserve">(</w:t>
-      </w:r>
-      <w:r>
-        <w:rPr>
-          <w:rStyle w:val="DecValTok"/>
-        </w:rPr>
-        <w:t xml:space="preserve">2020</w:t>
-      </w:r>
-      <w:r>
-        <w:rPr>
-          <w:rStyle w:val="NormalTok"/>
-        </w:rPr>
-        <w:t xml:space="preserve">, </w:t>
-      </w:r>
-      <w:r>
-        <w:rPr>
-          <w:rStyle w:val="DecValTok"/>
-        </w:rPr>
-        <w:t xml:space="preserve">12</w:t>
-      </w:r>
-      <w:r>
-        <w:rPr>
-          <w:rStyle w:val="NormalTok"/>
+          <w:rStyle w:val="VerbatimChar"/>
+        </w:rPr>
+        <w:t xml:space="preserve">train &lt;- window(series, end = c(2020, 12))</w:t>
+      </w:r>
+      <w:r>
+        <w:br/>
+      </w:r>
+      <w:r>
+        <w:rPr>
+          <w:rStyle w:val="VerbatimChar"/>
+        </w:rPr>
+        <w:t xml:space="preserve">test  &lt;- window(series, start = c(2021, 1))</w:t>
+      </w:r>
+      <w:r>
+        <w:br/>
+      </w:r>
+      <w:r>
+        <w:br/>
+      </w:r>
+      <w:r>
+        <w:rPr>
+          <w:rStyle w:val="VerbatimChar"/>
+        </w:rPr>
+        <w:t xml:space="preserve"># Manual transformation and differencing decisions, based on training only.</w:t>
+      </w:r>
+      <w:r>
+        <w:br/>
+      </w:r>
+      <w:r>
+        <w:rPr>
+          <w:rStyle w:val="VerbatimChar"/>
+        </w:rPr>
+        <w:t xml:space="preserve">BoxCox.lambda(train, method = "guerrero")       # supporting diagnostic</w:t>
+      </w:r>
+      <w:r>
+        <w:br/>
+      </w:r>
+      <w:r>
+        <w:rPr>
+          <w:rStyle w:val="VerbatimChar"/>
+        </w:rPr>
+        <w:t xml:space="preserve">ndiffs(train, test = "kpss")                    # supporting diagnostic</w:t>
+      </w:r>
+      <w:r>
+        <w:br/>
+      </w:r>
+      <w:r>
+        <w:rPr>
+          <w:rStyle w:val="VerbatimChar"/>
+        </w:rPr>
+        <w:t xml:space="preserve">nsdiffs(train, test = "seas")                   # supporting diagnostic</w:t>
+      </w:r>
+      <w:r>
+        <w:br/>
+      </w:r>
+      <w:r>
+        <w:rPr>
+          <w:rStyle w:val="VerbatimChar"/>
+        </w:rPr>
+        <w:t xml:space="preserve">d &lt;- 0L; D &lt;- 1L; m &lt;- 12L                       # decisions after plot review</w:t>
+      </w:r>
+      <w:r>
+        <w:br/>
+      </w:r>
+      <w:r>
+        <w:rPr>
+          <w:rStyle w:val="VerbatimChar"/>
+        </w:rPr>
+        <w:t xml:space="preserve">identified &lt;- diff(train, lag = m, differences = D)</w:t>
+      </w:r>
+      <w:r>
+        <w:br/>
+      </w:r>
+      <w:r>
+        <w:rPr>
+          <w:rStyle w:val="VerbatimChar"/>
+        </w:rPr>
+        <w:t xml:space="preserve">Acf(identified, lag.max = 48)</w:t>
+      </w:r>
+      <w:r>
+        <w:br/>
+      </w:r>
+      <w:r>
+        <w:rPr>
+          <w:rStyle w:val="VerbatimChar"/>
+        </w:rPr>
+        <w:t xml:space="preserve">Pacf(identified, lag.max = 48)</w:t>
+      </w:r>
+      <w:r>
+        <w:br/>
+      </w:r>
+      <w:r>
+        <w:br/>
+      </w:r>
+      <w:r>
+        <w:rPr>
+          <w:rStyle w:val="VerbatimChar"/>
+        </w:rPr>
+        <w:t xml:space="preserve"># ACF/PACF-based candidate orders; every fit is explicit.</w:t>
+      </w:r>
+      <w:r>
+        <w:br/>
+      </w:r>
+      <w:r>
+        <w:rPr>
+          <w:rStyle w:val="VerbatimChar"/>
+        </w:rPr>
+        <w:t xml:space="preserve">candidates &lt;- list(</w:t>
+      </w:r>
+      <w:r>
+        <w:br/>
+      </w:r>
+      <w:r>
+        <w:rPr>
+          <w:rStyle w:val="VerbatimChar"/>
+        </w:rPr>
+        <w:t xml:space="preserve">  c(1,0,0, 0,1,1), c(0,0,1, 0,1,1), c(0,0,2, 0,1,1),</w:t>
+      </w:r>
+      <w:r>
+        <w:br/>
+      </w:r>
+      <w:r>
+        <w:rPr>
+          <w:rStyle w:val="VerbatimChar"/>
+        </w:rPr>
+        <w:t xml:space="preserve">  c(2,0,0, 0,1,1), c(1,0,1, 0,1,1), c(1,0,0, 1,1,1),</w:t>
+      </w:r>
+      <w:r>
+        <w:br/>
+      </w:r>
+      <w:r>
+        <w:rPr>
+          <w:rStyle w:val="VerbatimChar"/>
+        </w:rPr>
+        <w:t xml:space="preserve">  c(1,0,0, 2,1,1), c(0,0,2, 2,1,1)</w:t>
+      </w:r>
+      <w:r>
+        <w:br/>
+      </w:r>
+      <w:r>
+        <w:rPr>
+          <w:rStyle w:val="VerbatimChar"/>
+        </w:rPr>
+        <w:t xml:space="preserve">)</w:t>
+      </w:r>
+      <w:r>
+        <w:br/>
+      </w:r>
+      <w:r>
+        <w:rPr>
+          <w:rStyle w:val="VerbatimChar"/>
+        </w:rPr>
+        <w:t xml:space="preserve">fits &lt;- lapply(candidates, function(x) Arima(</w:t>
+      </w:r>
+      <w:r>
+        <w:br/>
+      </w:r>
+      <w:r>
+        <w:rPr>
+          <w:rStyle w:val="VerbatimChar"/>
+        </w:rPr>
+        <w:t xml:space="preserve">  train, order = x[1:3],</w:t>
+      </w:r>
+      <w:r>
+        <w:br/>
+      </w:r>
+      <w:r>
+        <w:rPr>
+          <w:rStyle w:val="VerbatimChar"/>
+        </w:rPr>
+        <w:t xml:space="preserve">  seasonal = list(order = x[4:6], period = m),</w:t>
+      </w:r>
+      <w:r>
+        <w:br/>
+      </w:r>
+      <w:r>
+        <w:rPr>
+          <w:rStyle w:val="VerbatimChar"/>
+        </w:rPr>
+        <w:t xml:space="preserve">  include.mean = FALSE, include.drift = FALSE, method = "CSS-ML"</w:t>
+      </w:r>
+      <w:r>
+        <w:br/>
+      </w:r>
+      <w:r>
+        <w:rPr>
+          <w:rStyle w:val="VerbatimChar"/>
         </w:rPr>
         <w:t xml:space="preserve">))</w:t>
       </w:r>
@@ -1661,232 +3430,166 @@
       </w:r>
       <w:r>
         <w:rPr>
-          <w:rStyle w:val="NormalTok"/>
-        </w:rPr>
-        <w:t xml:space="preserve">test  </w:t>
-      </w:r>
-      <w:r>
-        <w:rPr>
-          <w:rStyle w:val="OtherTok"/>
-        </w:rPr>
-        <w:t xml:space="preserve">&lt;-</w:t>
-      </w:r>
-      <w:r>
-        <w:rPr>
-          <w:rStyle w:val="NormalTok"/>
-        </w:rPr>
-        <w:t xml:space="preserve"> </w:t>
-      </w:r>
-      <w:r>
-        <w:rPr>
-          <w:rStyle w:val="FunctionTok"/>
-        </w:rPr>
-        <w:t xml:space="preserve">window</w:t>
-      </w:r>
-      <w:r>
-        <w:rPr>
-          <w:rStyle w:val="NormalTok"/>
-        </w:rPr>
-        <w:t xml:space="preserve">(series, </w:t>
-      </w:r>
-      <w:r>
-        <w:rPr>
-          <w:rStyle w:val="AttributeTok"/>
-        </w:rPr>
-        <w:t xml:space="preserve">start =</w:t>
-      </w:r>
-      <w:r>
-        <w:rPr>
-          <w:rStyle w:val="NormalTok"/>
-        </w:rPr>
-        <w:t xml:space="preserve"> </w:t>
-      </w:r>
-      <w:r>
-        <w:rPr>
-          <w:rStyle w:val="FunctionTok"/>
-        </w:rPr>
-        <w:t xml:space="preserve">c</w:t>
-      </w:r>
-      <w:r>
-        <w:rPr>
-          <w:rStyle w:val="NormalTok"/>
-        </w:rPr>
-        <w:t xml:space="preserve">(</w:t>
-      </w:r>
-      <w:r>
-        <w:rPr>
-          <w:rStyle w:val="DecValTok"/>
-        </w:rPr>
-        <w:t xml:space="preserve">2021</w:t>
-      </w:r>
-      <w:r>
-        <w:rPr>
-          <w:rStyle w:val="NormalTok"/>
-        </w:rPr>
-        <w:t xml:space="preserve">, </w:t>
-      </w:r>
-      <w:r>
-        <w:rPr>
-          <w:rStyle w:val="DecValTok"/>
-        </w:rPr>
-        <w:t xml:space="preserve">1</w:t>
-      </w:r>
-      <w:r>
-        <w:rPr>
-          <w:rStyle w:val="NormalTok"/>
-        </w:rPr>
-        <w:t xml:space="preserve">))</w:t>
+          <w:rStyle w:val="VerbatimChar"/>
+        </w:rPr>
+        <w:t xml:space="preserve">candidate_aicc &lt;- vapply(fits, function(x) x$aicc, numeric(1))</w:t>
       </w:r>
       <w:r>
         <w:br/>
       </w:r>
       <w:r>
+        <w:rPr>
+          <w:rStyle w:val="VerbatimChar"/>
+        </w:rPr>
+        <w:t xml:space="preserve">ranked &lt;- order(candidate_aicc)</w:t>
+      </w:r>
+      <w:r>
         <w:br/>
       </w:r>
       <w:r>
-        <w:rPr>
-          <w:rStyle w:val="NormalTok"/>
-        </w:rPr>
-        <w:t xml:space="preserve">sarima_fit </w:t>
-      </w:r>
-      <w:r>
-        <w:rPr>
-          <w:rStyle w:val="OtherTok"/>
-        </w:rPr>
-        <w:t xml:space="preserve">&lt;-</w:t>
-      </w:r>
-      <w:r>
-        <w:rPr>
-          <w:rStyle w:val="NormalTok"/>
-        </w:rPr>
-        <w:t xml:space="preserve"> </w:t>
-      </w:r>
-      <w:r>
-        <w:rPr>
-          <w:rStyle w:val="FunctionTok"/>
-        </w:rPr>
-        <w:t xml:space="preserve">auto.arima</w:t>
-      </w:r>
-      <w:r>
-        <w:rPr>
-          <w:rStyle w:val="NormalTok"/>
-        </w:rPr>
-        <w:t xml:space="preserve">(</w:t>
-      </w:r>
-      <w:r>
         <w:br/>
       </w:r>
       <w:r>
         <w:rPr>
-          <w:rStyle w:val="NormalTok"/>
-        </w:rPr>
-        <w:t xml:space="preserve">  train, </w:t>
-      </w:r>
-      <w:r>
-        <w:rPr>
-          <w:rStyle w:val="AttributeTok"/>
-        </w:rPr>
-        <w:t xml:space="preserve">seasonal =</w:t>
-      </w:r>
-      <w:r>
-        <w:rPr>
-          <w:rStyle w:val="NormalTok"/>
-        </w:rPr>
-        <w:t xml:space="preserve"> </w:t>
-      </w:r>
-      <w:r>
-        <w:rPr>
-          <w:rStyle w:val="ConstantTok"/>
-        </w:rPr>
-        <w:t xml:space="preserve">TRUE</w:t>
-      </w:r>
-      <w:r>
-        <w:rPr>
-          <w:rStyle w:val="NormalTok"/>
-        </w:rPr>
-        <w:t xml:space="preserve">, </w:t>
-      </w:r>
-      <w:r>
-        <w:rPr>
-          <w:rStyle w:val="AttributeTok"/>
-        </w:rPr>
-        <w:t xml:space="preserve">stepwise =</w:t>
-      </w:r>
-      <w:r>
-        <w:rPr>
-          <w:rStyle w:val="NormalTok"/>
-        </w:rPr>
-        <w:t xml:space="preserve"> </w:t>
-      </w:r>
-      <w:r>
-        <w:rPr>
-          <w:rStyle w:val="ConstantTok"/>
-        </w:rPr>
-        <w:t xml:space="preserve">FALSE</w:t>
-      </w:r>
-      <w:r>
-        <w:rPr>
-          <w:rStyle w:val="NormalTok"/>
-        </w:rPr>
-        <w:t xml:space="preserve">,</w:t>
+          <w:rStyle w:val="VerbatimChar"/>
+        </w:rPr>
+        <w:t xml:space="preserve"># Accept the first AICc-ranked fit whose residuals pass the declared gate.</w:t>
       </w:r>
       <w:r>
         <w:br/>
       </w:r>
       <w:r>
         <w:rPr>
-          <w:rStyle w:val="NormalTok"/>
-        </w:rPr>
-        <w:t xml:space="preserve">  </w:t>
-      </w:r>
-      <w:r>
-        <w:rPr>
-          <w:rStyle w:val="AttributeTok"/>
-        </w:rPr>
-        <w:t xml:space="preserve">approximation =</w:t>
-      </w:r>
-      <w:r>
-        <w:rPr>
-          <w:rStyle w:val="NormalTok"/>
-        </w:rPr>
-        <w:t xml:space="preserve"> </w:t>
-      </w:r>
-      <w:r>
-        <w:rPr>
-          <w:rStyle w:val="ConstantTok"/>
-        </w:rPr>
-        <w:t xml:space="preserve">FALSE</w:t>
-      </w:r>
-      <w:r>
-        <w:rPr>
-          <w:rStyle w:val="NormalTok"/>
-        </w:rPr>
-        <w:t xml:space="preserve">, </w:t>
-      </w:r>
-      <w:r>
-        <w:rPr>
-          <w:rStyle w:val="AttributeTok"/>
-        </w:rPr>
-        <w:t xml:space="preserve">allowdrift =</w:t>
-      </w:r>
-      <w:r>
-        <w:rPr>
-          <w:rStyle w:val="NormalTok"/>
-        </w:rPr>
-        <w:t xml:space="preserve"> </w:t>
-      </w:r>
-      <w:r>
-        <w:rPr>
-          <w:rStyle w:val="ConstantTok"/>
-        </w:rPr>
-        <w:t xml:space="preserve">TRUE</w:t>
+          <w:rStyle w:val="VerbatimChar"/>
+        </w:rPr>
+        <w:t xml:space="preserve">passes_gate &lt;- vapply(fits, function(x) {</w:t>
       </w:r>
       <w:r>
         <w:br/>
       </w:r>
       <w:r>
         <w:rPr>
-          <w:rStyle w:val="NormalTok"/>
+          <w:rStyle w:val="VerbatimChar"/>
+        </w:rPr>
+        <w:t xml:space="preserve">  r &lt;- as.numeric(train) - as.numeric(fitted(x))</w:t>
+      </w:r>
+      <w:r>
+        <w:br/>
+      </w:r>
+      <w:r>
+        <w:rPr>
+          <w:rStyle w:val="VerbatimChar"/>
+        </w:rPr>
+        <w:t xml:space="preserve">  Box.test(r, lag = 24, type = "Ljung-Box",</w:t>
+      </w:r>
+      <w:r>
+        <w:br/>
+      </w:r>
+      <w:r>
+        <w:rPr>
+          <w:rStyle w:val="VerbatimChar"/>
+        </w:rPr>
+        <w:t xml:space="preserve">           fitdf = length(coef(x)))$p.value &gt; 0.05</w:t>
+      </w:r>
+      <w:r>
+        <w:br/>
+      </w:r>
+      <w:r>
+        <w:rPr>
+          <w:rStyle w:val="VerbatimChar"/>
+        </w:rPr>
+        <w:t xml:space="preserve">}, logical(1))</w:t>
+      </w:r>
+      <w:r>
+        <w:br/>
+      </w:r>
+      <w:r>
+        <w:rPr>
+          <w:rStyle w:val="VerbatimChar"/>
+        </w:rPr>
+        <w:t xml:space="preserve">selected_index &lt;- ranked[which(passes_gate[ranked])[1]]</w:t>
+      </w:r>
+      <w:r>
+        <w:br/>
+      </w:r>
+      <w:r>
+        <w:rPr>
+          <w:rStyle w:val="VerbatimChar"/>
+        </w:rPr>
+        <w:t xml:space="preserve">sarima_fit &lt;- fits[[selected_index]]</w:t>
+      </w:r>
+      <w:r>
+        <w:br/>
+      </w:r>
+      <w:r>
+        <w:rPr>
+          <w:rStyle w:val="VerbatimChar"/>
+        </w:rPr>
+        <w:t xml:space="preserve">sarima_fc &lt;- forecast(sarima_fit, h = length(test), level = c(80, 95))</w:t>
+      </w:r>
+      <w:r>
+        <w:br/>
+      </w:r>
+      <w:r>
+        <w:br/>
+      </w:r>
+      <w:r>
+        <w:rPr>
+          <w:rStyle w:val="VerbatimChar"/>
+        </w:rPr>
+        <w:t xml:space="preserve"># Lock the order, refit it to all observations, and forecast 2026.</w:t>
+      </w:r>
+      <w:r>
+        <w:br/>
+      </w:r>
+      <w:r>
+        <w:rPr>
+          <w:rStyle w:val="VerbatimChar"/>
+        </w:rPr>
+        <w:t xml:space="preserve">locked &lt;- candidates[[selected_index]]</w:t>
+      </w:r>
+      <w:r>
+        <w:br/>
+      </w:r>
+      <w:r>
+        <w:rPr>
+          <w:rStyle w:val="VerbatimChar"/>
+        </w:rPr>
+        <w:t xml:space="preserve">full_fit &lt;- Arima(</w:t>
+      </w:r>
+      <w:r>
+        <w:br/>
+      </w:r>
+      <w:r>
+        <w:rPr>
+          <w:rStyle w:val="VerbatimChar"/>
+        </w:rPr>
+        <w:t xml:space="preserve">  series, order = locked[1:3],</w:t>
+      </w:r>
+      <w:r>
+        <w:br/>
+      </w:r>
+      <w:r>
+        <w:rPr>
+          <w:rStyle w:val="VerbatimChar"/>
+        </w:rPr>
+        <w:t xml:space="preserve">  seasonal = list(order = locked[4:6], period = m),</w:t>
+      </w:r>
+      <w:r>
+        <w:br/>
+      </w:r>
+      <w:r>
+        <w:rPr>
+          <w:rStyle w:val="VerbatimChar"/>
+        </w:rPr>
+        <w:t xml:space="preserve">  include.mean = FALSE, include.drift = FALSE, method = "CSS-ML"</w:t>
+      </w:r>
+      <w:r>
+        <w:br/>
+      </w:r>
+      <w:r>
+        <w:rPr>
+          <w:rStyle w:val="VerbatimChar"/>
         </w:rPr>
         <w:t xml:space="preserve">)</w:t>
       </w:r>
@@ -1895,313 +3598,13 @@
       </w:r>
       <w:r>
         <w:rPr>
-          <w:rStyle w:val="NormalTok"/>
-        </w:rPr>
-        <w:t xml:space="preserve">sarima_fc </w:t>
-      </w:r>
-      <w:r>
-        <w:rPr>
-          <w:rStyle w:val="OtherTok"/>
-        </w:rPr>
-        <w:t xml:space="preserve">&lt;-</w:t>
-      </w:r>
-      <w:r>
-        <w:rPr>
-          <w:rStyle w:val="NormalTok"/>
-        </w:rPr>
-        <w:t xml:space="preserve"> </w:t>
-      </w:r>
-      <w:r>
-        <w:rPr>
-          <w:rStyle w:val="FunctionTok"/>
-        </w:rPr>
-        <w:t xml:space="preserve">forecast</w:t>
-      </w:r>
-      <w:r>
-        <w:rPr>
-          <w:rStyle w:val="NormalTok"/>
-        </w:rPr>
-        <w:t xml:space="preserve">(sarima_fit, </w:t>
-      </w:r>
-      <w:r>
-        <w:rPr>
-          <w:rStyle w:val="AttributeTok"/>
-        </w:rPr>
-        <w:t xml:space="preserve">h =</w:t>
-      </w:r>
-      <w:r>
-        <w:rPr>
-          <w:rStyle w:val="NormalTok"/>
-        </w:rPr>
-        <w:t xml:space="preserve"> </w:t>
-      </w:r>
-      <w:r>
-        <w:rPr>
-          <w:rStyle w:val="FunctionTok"/>
-        </w:rPr>
-        <w:t xml:space="preserve">length</w:t>
-      </w:r>
-      <w:r>
-        <w:rPr>
-          <w:rStyle w:val="NormalTok"/>
-        </w:rPr>
-        <w:t xml:space="preserve">(test), </w:t>
-      </w:r>
-      <w:r>
-        <w:rPr>
-          <w:rStyle w:val="AttributeTok"/>
-        </w:rPr>
-        <w:t xml:space="preserve">level =</w:t>
-      </w:r>
-      <w:r>
-        <w:rPr>
-          <w:rStyle w:val="NormalTok"/>
-        </w:rPr>
-        <w:t xml:space="preserve"> </w:t>
-      </w:r>
-      <w:r>
-        <w:rPr>
-          <w:rStyle w:val="FunctionTok"/>
-        </w:rPr>
-        <w:t xml:space="preserve">c</w:t>
-      </w:r>
-      <w:r>
-        <w:rPr>
-          <w:rStyle w:val="NormalTok"/>
-        </w:rPr>
-        <w:t xml:space="preserve">(</w:t>
-      </w:r>
-      <w:r>
-        <w:rPr>
-          <w:rStyle w:val="DecValTok"/>
-        </w:rPr>
-        <w:t xml:space="preserve">80</w:t>
-      </w:r>
-      <w:r>
-        <w:rPr>
-          <w:rStyle w:val="NormalTok"/>
-        </w:rPr>
-        <w:t xml:space="preserve">, </w:t>
-      </w:r>
-      <w:r>
-        <w:rPr>
-          <w:rStyle w:val="DecValTok"/>
-        </w:rPr>
-        <w:t xml:space="preserve">95</w:t>
-      </w:r>
-      <w:r>
-        <w:rPr>
-          <w:rStyle w:val="NormalTok"/>
-        </w:rPr>
-        <w:t xml:space="preserve">))</w:t>
-      </w:r>
-      <w:r>
-        <w:br/>
-      </w:r>
-      <w:r>
-        <w:rPr>
-          <w:rStyle w:val="NormalTok"/>
-        </w:rPr>
-        <w:t xml:space="preserve">response_residuals </w:t>
-      </w:r>
-      <w:r>
-        <w:rPr>
-          <w:rStyle w:val="OtherTok"/>
-        </w:rPr>
-        <w:t xml:space="preserve">&lt;-</w:t>
-      </w:r>
-      <w:r>
-        <w:rPr>
-          <w:rStyle w:val="NormalTok"/>
-        </w:rPr>
-        <w:t xml:space="preserve"> </w:t>
-      </w:r>
-      <w:r>
-        <w:rPr>
-          <w:rStyle w:val="FunctionTok"/>
-        </w:rPr>
-        <w:t xml:space="preserve">as.numeric</w:t>
-      </w:r>
-      <w:r>
-        <w:rPr>
-          <w:rStyle w:val="NormalTok"/>
-        </w:rPr>
-        <w:t xml:space="preserve">(train) </w:t>
-      </w:r>
-      <w:r>
-        <w:rPr>
-          <w:rStyle w:val="SpecialCharTok"/>
-        </w:rPr>
-        <w:t xml:space="preserve">-</w:t>
-      </w:r>
-      <w:r>
-        <w:rPr>
-          <w:rStyle w:val="NormalTok"/>
-        </w:rPr>
-        <w:t xml:space="preserve"> </w:t>
-      </w:r>
-      <w:r>
-        <w:rPr>
-          <w:rStyle w:val="FunctionTok"/>
-        </w:rPr>
-        <w:t xml:space="preserve">as.numeric</w:t>
-      </w:r>
-      <w:r>
-        <w:rPr>
-          <w:rStyle w:val="NormalTok"/>
-        </w:rPr>
-        <w:t xml:space="preserve">(</w:t>
-      </w:r>
-      <w:r>
-        <w:rPr>
-          <w:rStyle w:val="FunctionTok"/>
-        </w:rPr>
-        <w:t xml:space="preserve">fitted</w:t>
-      </w:r>
-      <w:r>
-        <w:rPr>
-          <w:rStyle w:val="NormalTok"/>
-        </w:rPr>
-        <w:t xml:space="preserve">(sarima_fit))</w:t>
-      </w:r>
-      <w:r>
-        <w:br/>
-      </w:r>
-      <w:r>
-        <w:rPr>
-          <w:rStyle w:val="FunctionTok"/>
-        </w:rPr>
-        <w:t xml:space="preserve">Box.test</w:t>
-      </w:r>
-      <w:r>
-        <w:rPr>
-          <w:rStyle w:val="NormalTok"/>
-        </w:rPr>
-        <w:t xml:space="preserve">(response_residuals, </w:t>
-      </w:r>
-      <w:r>
-        <w:rPr>
-          <w:rStyle w:val="AttributeTok"/>
-        </w:rPr>
-        <w:t xml:space="preserve">lag =</w:t>
-      </w:r>
-      <w:r>
-        <w:rPr>
-          <w:rStyle w:val="NormalTok"/>
-        </w:rPr>
-        <w:t xml:space="preserve"> </w:t>
-      </w:r>
-      <w:r>
-        <w:rPr>
-          <w:rStyle w:val="DecValTok"/>
-        </w:rPr>
-        <w:t xml:space="preserve">24</w:t>
-      </w:r>
-      <w:r>
-        <w:rPr>
-          <w:rStyle w:val="NormalTok"/>
-        </w:rPr>
-        <w:t xml:space="preserve">, </w:t>
-      </w:r>
-      <w:r>
-        <w:rPr>
-          <w:rStyle w:val="AttributeTok"/>
-        </w:rPr>
-        <w:t xml:space="preserve">type =</w:t>
-      </w:r>
-      <w:r>
-        <w:rPr>
-          <w:rStyle w:val="NormalTok"/>
-        </w:rPr>
-        <w:t xml:space="preserve"> </w:t>
-      </w:r>
-      <w:r>
-        <w:rPr>
-          <w:rStyle w:val="StringTok"/>
-        </w:rPr>
-        <w:t xml:space="preserve">"Ljung-Box"</w:t>
-      </w:r>
-      <w:r>
-        <w:rPr>
-          <w:rStyle w:val="NormalTok"/>
-        </w:rPr>
-        <w:t xml:space="preserve">,</w:t>
-      </w:r>
-      <w:r>
-        <w:br/>
-      </w:r>
-      <w:r>
-        <w:rPr>
-          <w:rStyle w:val="NormalTok"/>
-        </w:rPr>
-        <w:t xml:space="preserve">         </w:t>
-      </w:r>
-      <w:r>
-        <w:rPr>
-          <w:rStyle w:val="AttributeTok"/>
-        </w:rPr>
-        <w:t xml:space="preserve">fitdf =</w:t>
-      </w:r>
-      <w:r>
-        <w:rPr>
-          <w:rStyle w:val="NormalTok"/>
-        </w:rPr>
-        <w:t xml:space="preserve"> </w:t>
-      </w:r>
-      <w:r>
-        <w:rPr>
-          <w:rStyle w:val="FunctionTok"/>
-        </w:rPr>
-        <w:t xml:space="preserve">length</w:t>
-      </w:r>
-      <w:r>
-        <w:rPr>
-          <w:rStyle w:val="NormalTok"/>
-        </w:rPr>
-        <w:t xml:space="preserve">(</w:t>
-      </w:r>
-      <w:r>
-        <w:rPr>
-          <w:rStyle w:val="FunctionTok"/>
-        </w:rPr>
-        <w:t xml:space="preserve">coef</w:t>
-      </w:r>
-      <w:r>
-        <w:rPr>
-          <w:rStyle w:val="NormalTok"/>
-        </w:rPr>
-        <w:t xml:space="preserve">(sarima_fit)))</w:t>
-      </w:r>
-      <w:r>
-        <w:br/>
-      </w:r>
-      <w:r>
-        <w:rPr>
-          <w:rStyle w:val="FunctionTok"/>
-        </w:rPr>
-        <w:t xml:space="preserve">metric_row</w:t>
-      </w:r>
-      <w:r>
-        <w:rPr>
-          <w:rStyle w:val="NormalTok"/>
-        </w:rPr>
-        <w:t xml:space="preserve">(</w:t>
-      </w:r>
-      <w:r>
-        <w:rPr>
-          <w:rStyle w:val="StringTok"/>
-        </w:rPr>
-        <w:t xml:space="preserve">"SARIMA"</w:t>
-      </w:r>
-      <w:r>
-        <w:rPr>
-          <w:rStyle w:val="NormalTok"/>
-        </w:rPr>
-        <w:t xml:space="preserve">, sarima_fc, test, train)</w:t>
+          <w:rStyle w:val="VerbatimChar"/>
+        </w:rPr>
+        <w:t xml:space="preserve">forecast(full_fit, h = 12, level = c(80, 95))</w:t>
       </w:r>
     </w:p>
-    <w:bookmarkEnd w:id="44"/>
     <w:bookmarkEnd w:id="45"/>
+    <w:bookmarkEnd w:id="46"/>
     <w:sectPr>
       <w:headerReference r:id="rId8" w:type="even"/>
       <w:headerReference r:id="rId9" w:type="default"/>
@@ -4352,7 +5755,7 @@
     </w:pPr>
     <w:rPr>
       <w:spacing w:val="-1"/>
-      <w:lang w:eastAsia="x-none" w:val="x-none"/>
+      <w:lang w:eastAsia="x-none" w:val="en-GB"/>
     </w:rPr>
   </w:style>
   <w:style w:customStyle="1" w:styleId="BodyTextChar" w:type="character">
@@ -4361,7 +5764,7 @@
     <w:rsid w:val="00E7596C"/>
     <w:rPr>
       <w:spacing w:val="-1"/>
-      <w:lang w:eastAsia="x-none" w:val="x-none"/>
+      <w:lang w:eastAsia="x-none" w:val="en-GB"/>
     </w:rPr>
   </w:style>
   <w:style w:customStyle="1" w:styleId="bulletlist" w:type="paragraph">
